--- a/fuentes/63110199_CF02_DI.docx
+++ b/fuentes/63110199_CF02_DI.docx
@@ -1,6 +1,6 @@
 
 <file path=word/document.xml><?xml version="1.0" encoding="utf-8"?>
-<w:document xmlns:wpc="http://schemas.microsoft.com/office/word/2010/wordprocessingCanvas" xmlns:cx="http://schemas.microsoft.com/office/drawing/2014/chartex" xmlns:cx1="http://schemas.microsoft.com/office/drawing/2015/9/8/chartex" xmlns:cx2="http://schemas.microsoft.com/office/drawing/2015/10/21/chartex" xmlns:cx3="http://schemas.microsoft.com/office/drawing/2016/5/9/chartex" xmlns:cx4="http://schemas.microsoft.com/office/drawing/2016/5/10/chartex" xmlns:cx5="http://schemas.microsoft.com/office/drawing/2016/5/11/chartex" xmlns:cx6="http://schemas.microsoft.com/office/drawing/2016/5/12/chartex" xmlns:cx7="http://schemas.microsoft.com/office/drawing/2016/5/13/chartex" xmlns:cx8="http://schemas.microsoft.com/office/drawing/2016/5/14/chartex" xmlns:mc="http://schemas.openxmlformats.org/markup-compatibility/2006" xmlns:m="http://schemas.openxmlformats.org/officeDocument/2006/math" xmlns:aink="http://schemas.microsoft.com/office/drawing/2016/ink" xmlns:am3d="http://schemas.microsoft.com/office/drawing/2017/model3d" xmlns:oel="http://schemas.microsoft.com/office/2019/extlst" xmlns:r="http://schemas.openxmlformats.org/officeDocument/2006/relationships" xmlns:wp14="http://schemas.microsoft.com/office/word/2010/wordprocessingDrawing" xmlns:wp="http://schemas.openxmlformats.org/drawingml/2006/wordprocessingDrawing" xmlns:wpg="http://schemas.microsoft.com/office/word/2010/wordprocessingGroup" xmlns:wpi="http://schemas.microsoft.com/office/word/2010/wordprocessingInk" xmlns:wps="http://schemas.microsoft.com/office/word/2010/wordprocessingShape" xmlns:o="urn:schemas-microsoft-com:office:office" xmlns:v="urn:schemas-microsoft-com:vml" xmlns:w10="urn:schemas-microsoft-com:office:word" xmlns:w="http://schemas.openxmlformats.org/wordprocessingml/2006/main" xmlns:w14="http://schemas.microsoft.com/office/word/2010/wordml" xmlns:w15="http://schemas.microsoft.com/office/word/2012/wordml" xmlns:w16cex="http://schemas.microsoft.com/office/word/2018/wordml/cex" xmlns:w16cid="http://schemas.microsoft.com/office/word/2016/wordml/cid" xmlns:w16="http://schemas.microsoft.com/office/word/2018/wordml" xmlns:w16sdtdh="http://schemas.microsoft.com/office/word/2020/wordml/sdtdatahash" xmlns:w16sdtfl="http://schemas.microsoft.com/office/word/2024/wordml/sdtformatlock" xmlns:w16se="http://schemas.microsoft.com/office/word/2015/wordml/symex" xmlns:w16du="http://schemas.microsoft.com/office/word/2023/wordml/word16du" xmlns:wne="http://schemas.microsoft.com/office/word/2006/wordml" mc:Ignorable="w14 w15 w16se w16cid w16 w16cex w16sdtdh w16sdtfl w16du wp14">
+<w:document xmlns:wpc="http://schemas.microsoft.com/office/word/2010/wordprocessingCanvas" xmlns:cx="http://schemas.microsoft.com/office/drawing/2014/chartex" xmlns:cx1="http://schemas.microsoft.com/office/drawing/2015/9/8/chartex" xmlns:cx2="http://schemas.microsoft.com/office/drawing/2015/10/21/chartex" xmlns:cx3="http://schemas.microsoft.com/office/drawing/2016/5/9/chartex" xmlns:cx4="http://schemas.microsoft.com/office/drawing/2016/5/10/chartex" xmlns:cx5="http://schemas.microsoft.com/office/drawing/2016/5/11/chartex" xmlns:cx6="http://schemas.microsoft.com/office/drawing/2016/5/12/chartex" xmlns:cx7="http://schemas.microsoft.com/office/drawing/2016/5/13/chartex" xmlns:cx8="http://schemas.microsoft.com/office/drawing/2016/5/14/chartex" xmlns:mc="http://schemas.openxmlformats.org/markup-compatibility/2006" xmlns:aink="http://schemas.microsoft.com/office/drawing/2016/ink" xmlns:am3d="http://schemas.microsoft.com/office/drawing/2017/model3d" xmlns:o="urn:schemas-microsoft-com:office:office" xmlns:r="http://schemas.openxmlformats.org/officeDocument/2006/relationships" xmlns:m="http://schemas.openxmlformats.org/officeDocument/2006/math" xmlns:v="urn:schemas-microsoft-com:vml" xmlns:wp14="http://schemas.microsoft.com/office/word/2010/wordprocessingDrawing" xmlns:wp="http://schemas.openxmlformats.org/drawingml/2006/wordprocessingDrawing" xmlns:w10="urn:schemas-microsoft-com:office:word" xmlns:w="http://schemas.openxmlformats.org/wordprocessingml/2006/main" xmlns:w14="http://schemas.microsoft.com/office/word/2010/wordml" xmlns:w15="http://schemas.microsoft.com/office/word/2012/wordml" xmlns:w16cex="http://schemas.microsoft.com/office/word/2018/wordml/cex" xmlns:w16cid="http://schemas.microsoft.com/office/word/2016/wordml/cid" xmlns:w16="http://schemas.microsoft.com/office/word/2018/wordml" xmlns:w16sdtdh="http://schemas.microsoft.com/office/word/2020/wordml/sdtdatahash" xmlns:w16se="http://schemas.microsoft.com/office/word/2015/wordml/symex" xmlns:wpg="http://schemas.microsoft.com/office/word/2010/wordprocessingGroup" xmlns:wpi="http://schemas.microsoft.com/office/word/2010/wordprocessingInk" xmlns:wne="http://schemas.microsoft.com/office/word/2006/wordml" xmlns:wps="http://schemas.microsoft.com/office/word/2010/wordprocessingShape" mc:Ignorable="w14 w15 w16se w16cid w16 w16cex w16sdtdh wp14">
   <w:body>
     <w:p>
       <w:pPr>
@@ -624,6 +624,7 @@
               </w:rPr>
               <w:t xml:space="preserve"> experiencial, incluyendo proveedores de experiencia, matriz experiencial, dominios de experiencia, </w:t>
             </w:r>
+            <w:proofErr w:type="spellStart"/>
             <w:r>
               <w:rPr>
                 <w:b w:val="0"/>
@@ -635,6 +636,7 @@
               </w:rPr>
               <w:t>storytelling</w:t>
             </w:r>
+            <w:proofErr w:type="spellEnd"/>
             <w:r>
               <w:rPr>
                 <w:b w:val="0"/>
@@ -715,6 +717,7 @@
               </w:rPr>
               <w:t xml:space="preserve"> experiencial, experiencia del cliente, </w:t>
             </w:r>
+            <w:proofErr w:type="spellStart"/>
             <w:r>
               <w:rPr>
                 <w:b w:val="0"/>
@@ -726,6 +729,7 @@
               </w:rPr>
               <w:t>storytelling</w:t>
             </w:r>
+            <w:proofErr w:type="spellEnd"/>
             <w:r>
               <w:rPr>
                 <w:b w:val="0"/>
@@ -1212,6 +1216,7 @@
           <w:szCs w:val="20"/>
         </w:rPr>
       </w:pPr>
+      <w:proofErr w:type="spellStart"/>
       <w:r>
         <w:rPr>
           <w:i/>
@@ -1221,6 +1226,7 @@
         </w:rPr>
         <w:t>Cobranding</w:t>
       </w:r>
+      <w:proofErr w:type="spellEnd"/>
     </w:p>
     <w:p>
       <w:pPr>
@@ -1633,6 +1639,7 @@
         <w:t xml:space="preserve">4. </w:t>
       </w:r>
       <w:hyperlink w:anchor="STORYTELLING" w:history="1">
+        <w:proofErr w:type="spellStart"/>
         <w:r>
           <w:rPr>
             <w:rStyle w:val="Hipervnculo"/>
@@ -1645,6 +1652,7 @@
           </w:rPr>
           <w:t>Storytelling</w:t>
         </w:r>
+        <w:proofErr w:type="spellEnd"/>
       </w:hyperlink>
     </w:p>
     <w:p>
@@ -2204,6 +2212,7 @@
         </w:rPr>
         <w:t xml:space="preserve">Su desarrollo se llevará a cabo mediante el análisis de proveedores de experiencia, la aplicación de matrices experienciales, la comprensión de los dominios de interacción, el uso del </w:t>
       </w:r>
+      <w:proofErr w:type="spellStart"/>
       <w:r>
         <w:rPr>
           <w:i/>
@@ -2213,6 +2222,7 @@
         </w:rPr>
         <w:t>storytelling</w:t>
       </w:r>
+      <w:proofErr w:type="spellEnd"/>
       <w:r>
         <w:rPr>
           <w:sz w:val="20"/>
@@ -3057,8 +3067,8 @@
         <w:tblLook w:val="04A0" w:firstRow="1" w:lastRow="0" w:firstColumn="1" w:lastColumn="0" w:noHBand="0" w:noVBand="1"/>
       </w:tblPr>
       <w:tblGrid>
-        <w:gridCol w:w="3742"/>
-        <w:gridCol w:w="6089"/>
+        <w:gridCol w:w="3809"/>
+        <w:gridCol w:w="6022"/>
       </w:tblGrid>
       <w:tr>
         <w:trPr>
@@ -6614,8 +6624,8 @@
         <w:tblLook w:val="04A0" w:firstRow="1" w:lastRow="0" w:firstColumn="1" w:lastColumn="0" w:noHBand="0" w:noVBand="1"/>
       </w:tblPr>
       <w:tblGrid>
-        <w:gridCol w:w="4269"/>
-        <w:gridCol w:w="5562"/>
+        <w:gridCol w:w="4300"/>
+        <w:gridCol w:w="5531"/>
       </w:tblGrid>
       <w:tr>
         <w:trPr>
@@ -8251,7 +8261,7 @@
                 <w:szCs w:val="20"/>
               </w:rPr>
               <w:drawing>
-                <wp:anchor distT="0" distB="0" distL="114300" distR="114300" simplePos="0" relativeHeight="251723777" behindDoc="1" locked="0" layoutInCell="1" allowOverlap="1" wp14:anchorId="42FDEBAD" wp14:editId="54112BCA">
+                <wp:anchor distT="0" distB="0" distL="114300" distR="114300" simplePos="0" relativeHeight="251723777" behindDoc="1" locked="0" layoutInCell="1" allowOverlap="1" wp14:anchorId="42FDEBAD" wp14:editId="4DCEAC96">
                   <wp:simplePos x="0" y="0"/>
                   <wp:positionH relativeFrom="margin">
                     <wp:posOffset>24130</wp:posOffset>
@@ -8446,7 +8456,27 @@
                 <w:sz w:val="20"/>
                 <w:szCs w:val="20"/>
               </w:rPr>
-              <w:t xml:space="preserve">Lo invitamos a consultar el siguiente recurso educativo para fortalecer sus conocimientos. Éste presenta el concepto de entorno digital dentro del contexto </w:t>
+              <w:t xml:space="preserve">Lo invitamos a consultar el siguiente recurso educativo para fortalecer sus conocimientos. </w:t>
+            </w:r>
+            <w:r>
+              <w:rPr>
+                <w:bCs/>
+                <w:noProof/>
+                <w:color w:val="000000"/>
+                <w:sz w:val="20"/>
+                <w:szCs w:val="20"/>
+              </w:rPr>
+              <w:t>E</w:t>
+            </w:r>
+            <w:r>
+              <w:rPr>
+                <w:bCs/>
+                <w:noProof/>
+                <w:color w:val="000000"/>
+                <w:sz w:val="20"/>
+                <w:szCs w:val="20"/>
+              </w:rPr>
+              <w:t xml:space="preserve">ste presenta el concepto de entorno digital dentro del contexto </w:t>
             </w:r>
             <w:r>
               <w:rPr>
@@ -8824,6 +8854,7 @@
         </w:rPr>
         <w:t xml:space="preserve">1.6 </w:t>
       </w:r>
+      <w:proofErr w:type="spellStart"/>
       <w:r>
         <w:rPr>
           <w:b/>
@@ -8836,6 +8867,7 @@
         </w:rPr>
         <w:t>Cobranding</w:t>
       </w:r>
+      <w:proofErr w:type="spellEnd"/>
     </w:p>
     <w:p>
       <w:pPr>
@@ -8863,6 +8895,7 @@
         </w:rPr>
         <w:t xml:space="preserve">El </w:t>
       </w:r>
+      <w:proofErr w:type="spellStart"/>
       <w:r>
         <w:rPr>
           <w:bCs/>
@@ -8874,6 +8907,7 @@
         </w:rPr>
         <w:t>cobranding</w:t>
       </w:r>
+      <w:proofErr w:type="spellEnd"/>
       <w:r>
         <w:rPr>
           <w:bCs/>
@@ -8975,6 +9009,7 @@
         </w:rPr>
         <w:t xml:space="preserve">l </w:t>
       </w:r>
+      <w:proofErr w:type="spellStart"/>
       <w:r>
         <w:rPr>
           <w:bCs/>
@@ -8986,6 +9021,7 @@
         </w:rPr>
         <w:t>cobranding</w:t>
       </w:r>
+      <w:proofErr w:type="spellEnd"/>
       <w:r>
         <w:rPr>
           <w:bCs/>
@@ -9380,6 +9416,7 @@
               </w:rPr>
               <w:t xml:space="preserve">El </w:t>
             </w:r>
+            <w:proofErr w:type="spellStart"/>
             <w:r>
               <w:rPr>
                 <w:bCs/>
@@ -9391,6 +9428,7 @@
               </w:rPr>
               <w:t>cobranding</w:t>
             </w:r>
+            <w:proofErr w:type="spellEnd"/>
             <w:r>
               <w:rPr>
                 <w:bCs/>
@@ -10436,7 +10474,7 @@
           <w:szCs w:val="20"/>
         </w:rPr>
         <w:drawing>
-          <wp:anchor distT="0" distB="0" distL="114300" distR="114300" simplePos="0" relativeHeight="251707393" behindDoc="0" locked="0" layoutInCell="1" allowOverlap="1" wp14:anchorId="13D6E5DA" wp14:editId="4269132B">
+          <wp:anchor distT="0" distB="0" distL="114300" distR="114300" simplePos="0" relativeHeight="251707393" behindDoc="0" locked="0" layoutInCell="1" allowOverlap="1" wp14:anchorId="13D6E5DA" wp14:editId="5EA728A2">
             <wp:simplePos x="0" y="0"/>
             <wp:positionH relativeFrom="margin">
               <wp:align>left</wp:align>
@@ -11525,6 +11563,7 @@
         </w:rPr>
         <w:t xml:space="preserve"> Tienda de ropa (</w:t>
       </w:r>
+      <w:proofErr w:type="spellStart"/>
       <w:r>
         <w:rPr>
           <w:b/>
@@ -11537,6 +11576,7 @@
         </w:rPr>
         <w:t>Retail</w:t>
       </w:r>
+      <w:proofErr w:type="spellEnd"/>
       <w:r>
         <w:rPr>
           <w:b/>
@@ -12842,8 +12882,22 @@
           <w:sz w:val="20"/>
           <w:szCs w:val="20"/>
         </w:rPr>
-        <w:t>E-commerce</w:t>
-      </w:r>
+        <w:t>E-</w:t>
+      </w:r>
+      <w:proofErr w:type="spellStart"/>
+      <w:r>
+        <w:rPr>
+          <w:b/>
+          <w:bCs/>
+          <w:i/>
+          <w:iCs/>
+          <w:color w:val="000000"/>
+          <w:sz w:val="20"/>
+          <w:szCs w:val="20"/>
+        </w:rPr>
+        <w:t>commerce</w:t>
+      </w:r>
+      <w:proofErr w:type="spellEnd"/>
       <w:r>
         <w:rPr>
           <w:b/>
@@ -14339,8 +14393,8 @@
         <w:tblLook w:val="04A0" w:firstRow="1" w:lastRow="0" w:firstColumn="1" w:lastColumn="0" w:noHBand="0" w:noVBand="1"/>
       </w:tblPr>
       <w:tblGrid>
-        <w:gridCol w:w="4922"/>
-        <w:gridCol w:w="4909"/>
+        <w:gridCol w:w="4982"/>
+        <w:gridCol w:w="4849"/>
       </w:tblGrid>
       <w:tr>
         <w:trPr>
@@ -15616,7 +15670,7 @@
           <w:szCs w:val="20"/>
         </w:rPr>
         <w:drawing>
-          <wp:anchor distT="0" distB="0" distL="114300" distR="114300" simplePos="0" relativeHeight="251705345" behindDoc="0" locked="0" layoutInCell="1" allowOverlap="1" wp14:anchorId="1CB85A91" wp14:editId="26DB3410">
+          <wp:anchor distT="0" distB="0" distL="114300" distR="114300" simplePos="0" relativeHeight="251705345" behindDoc="0" locked="0" layoutInCell="1" allowOverlap="1" wp14:anchorId="1CB85A91" wp14:editId="177E2D93">
             <wp:simplePos x="0" y="0"/>
             <wp:positionH relativeFrom="margin">
               <wp:align>left</wp:align>
@@ -16170,7 +16224,7 @@
                 <w:szCs w:val="20"/>
               </w:rPr>
               <w:drawing>
-                <wp:anchor distT="0" distB="0" distL="114300" distR="114300" simplePos="0" relativeHeight="251725825" behindDoc="1" locked="0" layoutInCell="1" allowOverlap="1" wp14:anchorId="5FDF1588" wp14:editId="784915EE">
+                <wp:anchor distT="0" distB="0" distL="114300" distR="114300" simplePos="0" relativeHeight="251725825" behindDoc="1" locked="0" layoutInCell="1" allowOverlap="1" wp14:anchorId="5FDF1588" wp14:editId="2B55D94D">
                   <wp:simplePos x="0" y="0"/>
                   <wp:positionH relativeFrom="margin">
                     <wp:posOffset>24130</wp:posOffset>
@@ -16372,18 +16426,8 @@
                 <w:sz w:val="20"/>
                 <w:szCs w:val="20"/>
               </w:rPr>
-              <w:t xml:space="preserve">cómo las experiencias pueden variar según el nivel de participación </w:t>
-            </w:r>
-            <w:r>
-              <w:rPr>
-                <w:bCs/>
-                <w:noProof/>
-                <w:color w:val="000000"/>
-                <w:sz w:val="20"/>
-                <w:szCs w:val="20"/>
-              </w:rPr>
               <w:lastRenderedPageBreak/>
-              <w:t xml:space="preserve">del consumidor y su conexión emocional, elementos fundamentales para su diseño y análisis en el </w:t>
+              <w:t xml:space="preserve">cómo las experiencias pueden variar según el nivel de participación del consumidor y su conexión emocional, elementos fundamentales para su diseño y análisis en el </w:t>
             </w:r>
             <w:r>
               <w:rPr>
@@ -17247,7 +17291,6 @@
                 <w:sz w:val="20"/>
                 <w:szCs w:val="20"/>
               </w:rPr>
-              <w:lastRenderedPageBreak/>
               <w:t>Cada interacción aporta a la construcción de una experiencia memorable.</w:t>
             </w:r>
           </w:p>
@@ -19228,7 +19271,27 @@
           <w:sz w:val="20"/>
           <w:szCs w:val="20"/>
         </w:rPr>
-        <w:t>Un ejemplo aplicado se encuentra en Universal Studios, donde los visitantes pueden observar espectáculos o participar activamente en atracciones inmersivas, integrando diferentes dimensiones de experiencia.</w:t>
+        <w:t xml:space="preserve">Un ejemplo aplicado se encuentra en Universal </w:t>
+      </w:r>
+      <w:proofErr w:type="spellStart"/>
+      <w:r>
+        <w:rPr>
+          <w:bCs/>
+          <w:color w:val="000000"/>
+          <w:sz w:val="20"/>
+          <w:szCs w:val="20"/>
+        </w:rPr>
+        <w:t>Studios</w:t>
+      </w:r>
+      <w:proofErr w:type="spellEnd"/>
+      <w:r>
+        <w:rPr>
+          <w:bCs/>
+          <w:color w:val="000000"/>
+          <w:sz w:val="20"/>
+          <w:szCs w:val="20"/>
+        </w:rPr>
+        <w:t>, donde los visitantes pueden observar espectáculos o participar activamente en atracciones inmersivas, integrando diferentes dimensiones de experiencia.</w:t>
       </w:r>
     </w:p>
     <w:p>
@@ -19305,8 +19368,8 @@
         <w:tblLook w:val="04A0" w:firstRow="1" w:lastRow="0" w:firstColumn="1" w:lastColumn="0" w:noHBand="0" w:noVBand="1"/>
       </w:tblPr>
       <w:tblGrid>
-        <w:gridCol w:w="4159"/>
-        <w:gridCol w:w="5672"/>
+        <w:gridCol w:w="4221"/>
+        <w:gridCol w:w="5610"/>
       </w:tblGrid>
       <w:tr>
         <w:trPr>
@@ -20397,6 +20460,7 @@
                 <w:sz w:val="20"/>
                 <w:szCs w:val="20"/>
               </w:rPr>
+              <w:lastRenderedPageBreak/>
               <w:t>La interacción convierte al consumidor en protagonista de la experiencia.</w:t>
             </w:r>
           </w:p>
@@ -21486,6 +21550,7 @@
         </w:rPr>
         <w:t xml:space="preserve">as aplicaciones permiten adaptar los dominios de experiencia a diferentes entornos, como el entretenimiento, el </w:t>
       </w:r>
+      <w:proofErr w:type="spellStart"/>
       <w:r>
         <w:rPr>
           <w:bCs/>
@@ -21497,6 +21562,7 @@
         </w:rPr>
         <w:t>retail</w:t>
       </w:r>
+      <w:proofErr w:type="spellEnd"/>
       <w:r>
         <w:rPr>
           <w:bCs/>
@@ -21654,6 +21720,7 @@
         </w:rPr>
         <w:t xml:space="preserve">Aplicación en </w:t>
       </w:r>
+      <w:proofErr w:type="spellStart"/>
       <w:r>
         <w:rPr>
           <w:b/>
@@ -21666,6 +21733,7 @@
         </w:rPr>
         <w:t>retail</w:t>
       </w:r>
+      <w:proofErr w:type="spellEnd"/>
       <w:r>
         <w:rPr>
           <w:b/>
@@ -21754,6 +21822,7 @@
         </w:rPr>
         <w:t xml:space="preserve">Aplicación en entorno digital (plataforma de </w:t>
       </w:r>
+      <w:proofErr w:type="spellStart"/>
       <w:r>
         <w:rPr>
           <w:b/>
@@ -21766,6 +21835,7 @@
         </w:rPr>
         <w:t>streaming</w:t>
       </w:r>
+      <w:proofErr w:type="spellEnd"/>
       <w:r>
         <w:rPr>
           <w:b/>
@@ -21876,7 +21946,7 @@
           <w:szCs w:val="20"/>
         </w:rPr>
         <w:drawing>
-          <wp:anchor distT="0" distB="0" distL="114300" distR="114300" simplePos="0" relativeHeight="251703297" behindDoc="0" locked="0" layoutInCell="1" allowOverlap="1" wp14:anchorId="638279C1" wp14:editId="07DE5AAB">
+          <wp:anchor distT="0" distB="0" distL="114300" distR="114300" simplePos="0" relativeHeight="251703297" behindDoc="0" locked="0" layoutInCell="1" allowOverlap="1" wp14:anchorId="638279C1" wp14:editId="4163C3A8">
             <wp:simplePos x="0" y="0"/>
             <wp:positionH relativeFrom="margin">
               <wp:align>left</wp:align>
@@ -22031,6 +22101,7 @@
         </w:rPr>
         <w:t xml:space="preserve">4. </w:t>
       </w:r>
+      <w:proofErr w:type="spellStart"/>
       <w:r>
         <w:rPr>
           <w:b/>
@@ -22043,6 +22114,7 @@
         </w:rPr>
         <w:t>Storytelling</w:t>
       </w:r>
+      <w:proofErr w:type="spellEnd"/>
     </w:p>
     <w:p>
       <w:pPr>
@@ -22154,6 +22226,7 @@
         </w:rPr>
         <w:t xml:space="preserve">El </w:t>
       </w:r>
+      <w:proofErr w:type="spellStart"/>
       <w:r>
         <w:rPr>
           <w:bCs/>
@@ -22165,6 +22238,7 @@
         </w:rPr>
         <w:t>storytelling</w:t>
       </w:r>
+      <w:proofErr w:type="spellEnd"/>
       <w:r>
         <w:rPr>
           <w:bCs/>
@@ -22352,6 +22426,7 @@
         </w:rPr>
         <w:t xml:space="preserve">El </w:t>
       </w:r>
+      <w:proofErr w:type="spellStart"/>
       <w:r>
         <w:rPr>
           <w:bCs/>
@@ -22363,6 +22438,7 @@
         </w:rPr>
         <w:t>storytelling</w:t>
       </w:r>
+      <w:proofErr w:type="spellEnd"/>
       <w:r>
         <w:rPr>
           <w:bCs/>
@@ -22410,6 +22486,7 @@
         </w:rPr>
         <w:t xml:space="preserve"> diferencia de la comunicación tradicional, el </w:t>
       </w:r>
+      <w:proofErr w:type="spellStart"/>
       <w:r>
         <w:rPr>
           <w:bCs/>
@@ -22421,6 +22498,7 @@
         </w:rPr>
         <w:t>storytelling</w:t>
       </w:r>
+      <w:proofErr w:type="spellEnd"/>
       <w:r>
         <w:rPr>
           <w:bCs/>
@@ -22484,6 +22562,7 @@
         </w:rPr>
         <w:t xml:space="preserve">l </w:t>
       </w:r>
+      <w:proofErr w:type="spellStart"/>
       <w:r>
         <w:rPr>
           <w:bCs/>
@@ -22495,6 +22574,7 @@
         </w:rPr>
         <w:t>storytelling</w:t>
       </w:r>
+      <w:proofErr w:type="spellEnd"/>
       <w:r>
         <w:rPr>
           <w:bCs/>
@@ -22621,7 +22701,7 @@
                 <w:szCs w:val="20"/>
               </w:rPr>
               <w:drawing>
-                <wp:anchor distT="0" distB="0" distL="114300" distR="114300" simplePos="0" relativeHeight="251727873" behindDoc="1" locked="0" layoutInCell="1" allowOverlap="1" wp14:anchorId="20D6C430" wp14:editId="0DBC3232">
+                <wp:anchor distT="0" distB="0" distL="114300" distR="114300" simplePos="0" relativeHeight="251727873" behindDoc="1" locked="0" layoutInCell="1" allowOverlap="1" wp14:anchorId="20D6C430" wp14:editId="14955ED5">
                   <wp:simplePos x="0" y="0"/>
                   <wp:positionH relativeFrom="margin">
                     <wp:posOffset>24130</wp:posOffset>
@@ -22753,6 +22833,7 @@
               </w:rPr>
               <w:t xml:space="preserve">Qué es y cómo hacer un </w:t>
             </w:r>
+            <w:proofErr w:type="spellStart"/>
             <w:r>
               <w:rPr>
                 <w:i/>
@@ -22771,6 +22852,7 @@
               </w:rPr>
               <w:t>g</w:t>
             </w:r>
+            <w:proofErr w:type="spellEnd"/>
             <w:r>
               <w:rPr>
                 <w:sz w:val="20"/>
@@ -23095,6 +23177,7 @@
         </w:rPr>
         <w:t xml:space="preserve">Las técnicas de </w:t>
       </w:r>
+      <w:proofErr w:type="spellStart"/>
       <w:r>
         <w:rPr>
           <w:bCs/>
@@ -23106,6 +23189,7 @@
         </w:rPr>
         <w:t>storytelling</w:t>
       </w:r>
+      <w:proofErr w:type="spellEnd"/>
       <w:r>
         <w:rPr>
           <w:bCs/>
@@ -23153,6 +23237,7 @@
         </w:rPr>
         <w:t xml:space="preserve">stas técnicas incluyen la narrativa emocional, el uso de testimonios, el </w:t>
       </w:r>
+      <w:proofErr w:type="spellStart"/>
       <w:r>
         <w:rPr>
           <w:bCs/>
@@ -23164,15 +23249,37 @@
         </w:rPr>
         <w:t>storytelling</w:t>
       </w:r>
-      <w:r>
-        <w:rPr>
-          <w:bCs/>
-          <w:color w:val="000000"/>
-          <w:sz w:val="20"/>
-          <w:szCs w:val="20"/>
-        </w:rPr>
-        <w:t xml:space="preserve"> transmedia y el </w:t>
-      </w:r>
+      <w:proofErr w:type="spellEnd"/>
+      <w:r>
+        <w:rPr>
+          <w:bCs/>
+          <w:color w:val="000000"/>
+          <w:sz w:val="20"/>
+          <w:szCs w:val="20"/>
+        </w:rPr>
+        <w:t xml:space="preserve"> </w:t>
+      </w:r>
+      <w:proofErr w:type="spellStart"/>
+      <w:r>
+        <w:rPr>
+          <w:bCs/>
+          <w:color w:val="000000"/>
+          <w:sz w:val="20"/>
+          <w:szCs w:val="20"/>
+        </w:rPr>
+        <w:t>transmedia</w:t>
+      </w:r>
+      <w:proofErr w:type="spellEnd"/>
+      <w:r>
+        <w:rPr>
+          <w:bCs/>
+          <w:color w:val="000000"/>
+          <w:sz w:val="20"/>
+          <w:szCs w:val="20"/>
+        </w:rPr>
+        <w:t xml:space="preserve"> y el </w:t>
+      </w:r>
+      <w:proofErr w:type="spellStart"/>
       <w:r>
         <w:rPr>
           <w:bCs/>
@@ -23184,6 +23291,7 @@
         </w:rPr>
         <w:t>storydoing</w:t>
       </w:r>
+      <w:proofErr w:type="spellEnd"/>
       <w:r>
         <w:rPr>
           <w:bCs/>
@@ -23380,6 +23488,7 @@
         </w:rPr>
         <w:t xml:space="preserve">Técnicas de </w:t>
       </w:r>
+      <w:proofErr w:type="spellStart"/>
       <w:r>
         <w:rPr>
           <w:color w:val="000000"/>
@@ -23388,6 +23497,7 @@
         </w:rPr>
         <w:t>storytelling</w:t>
       </w:r>
+      <w:proofErr w:type="spellEnd"/>
     </w:p>
     <w:tbl>
       <w:tblPr>
@@ -23636,6 +23746,7 @@
                 <w:szCs w:val="20"/>
               </w:rPr>
             </w:pPr>
+            <w:proofErr w:type="spellStart"/>
             <w:r>
               <w:rPr>
                 <w:i/>
@@ -23645,6 +23756,7 @@
               </w:rPr>
               <w:t>Storydoing</w:t>
             </w:r>
+            <w:proofErr w:type="spellEnd"/>
           </w:p>
         </w:tc>
         <w:tc>
@@ -23667,6 +23779,7 @@
               </w:rPr>
               <w:t xml:space="preserve">El </w:t>
             </w:r>
+            <w:proofErr w:type="spellStart"/>
             <w:r>
               <w:rPr>
                 <w:i/>
@@ -23676,6 +23789,7 @@
               </w:rPr>
               <w:t>storydoing</w:t>
             </w:r>
+            <w:proofErr w:type="spellEnd"/>
             <w:r>
               <w:rPr>
                 <w:sz w:val="20"/>
@@ -23722,6 +23836,7 @@
                 <w:szCs w:val="20"/>
               </w:rPr>
             </w:pPr>
+            <w:proofErr w:type="spellStart"/>
             <w:r>
               <w:rPr>
                 <w:sz w:val="20"/>
@@ -23730,6 +23845,7 @@
               <w:lastRenderedPageBreak/>
               <w:t>Transmedia</w:t>
             </w:r>
+            <w:proofErr w:type="spellEnd"/>
           </w:p>
         </w:tc>
         <w:tc>
@@ -23752,6 +23868,7 @@
               </w:rPr>
               <w:t xml:space="preserve">El </w:t>
             </w:r>
+            <w:proofErr w:type="spellStart"/>
             <w:r>
               <w:rPr>
                 <w:i/>
@@ -23761,12 +23878,29 @@
               </w:rPr>
               <w:t>storytelling</w:t>
             </w:r>
-            <w:r>
-              <w:rPr>
-                <w:sz w:val="20"/>
-                <w:szCs w:val="20"/>
-              </w:rPr>
-              <w:t xml:space="preserve"> transmedia expande la historia a través de múltiples canales, permitiendo que el consumidor interactúe con la narrativa en diferentes plataformas.</w:t>
+            <w:proofErr w:type="spellEnd"/>
+            <w:r>
+              <w:rPr>
+                <w:sz w:val="20"/>
+                <w:szCs w:val="20"/>
+              </w:rPr>
+              <w:t xml:space="preserve"> </w:t>
+            </w:r>
+            <w:proofErr w:type="spellStart"/>
+            <w:r>
+              <w:rPr>
+                <w:sz w:val="20"/>
+                <w:szCs w:val="20"/>
+              </w:rPr>
+              <w:t>transmedia</w:t>
+            </w:r>
+            <w:proofErr w:type="spellEnd"/>
+            <w:r>
+              <w:rPr>
+                <w:sz w:val="20"/>
+                <w:szCs w:val="20"/>
+              </w:rPr>
+              <w:t xml:space="preserve"> expande la historia a través de múltiples canales, permitiendo que el consumidor interactúe con la narrativa en diferentes plataformas.</w:t>
             </w:r>
           </w:p>
         </w:tc>
@@ -24144,6 +24278,7 @@
         </w:rPr>
         <w:t xml:space="preserve">Las características del </w:t>
       </w:r>
+      <w:proofErr w:type="spellStart"/>
       <w:r>
         <w:rPr>
           <w:bCs/>
@@ -24155,6 +24290,7 @@
         </w:rPr>
         <w:t>storytelling</w:t>
       </w:r>
+      <w:proofErr w:type="spellEnd"/>
       <w:r>
         <w:rPr>
           <w:bCs/>
@@ -24256,6 +24392,7 @@
         </w:rPr>
         <w:t xml:space="preserve">l </w:t>
       </w:r>
+      <w:proofErr w:type="spellStart"/>
       <w:r>
         <w:rPr>
           <w:bCs/>
@@ -24267,6 +24404,7 @@
         </w:rPr>
         <w:t>storytelling</w:t>
       </w:r>
+      <w:proofErr w:type="spellEnd"/>
       <w:r>
         <w:rPr>
           <w:bCs/>
@@ -24340,6 +24478,7 @@
         </w:rPr>
         <w:t xml:space="preserve">Características del </w:t>
       </w:r>
+      <w:proofErr w:type="spellStart"/>
       <w:r>
         <w:rPr>
           <w:b/>
@@ -24350,6 +24489,7 @@
         </w:rPr>
         <w:t>storytelling</w:t>
       </w:r>
+      <w:proofErr w:type="spellEnd"/>
     </w:p>
     <w:tbl>
       <w:tblPr>
@@ -24626,6 +24766,7 @@
               </w:rPr>
               <w:t xml:space="preserve">El </w:t>
             </w:r>
+            <w:proofErr w:type="spellStart"/>
             <w:r>
               <w:rPr>
                 <w:i/>
@@ -24633,7 +24774,17 @@
                 <w:sz w:val="20"/>
                 <w:szCs w:val="20"/>
               </w:rPr>
-              <w:t xml:space="preserve">storytelling </w:t>
+              <w:t>storytelling</w:t>
+            </w:r>
+            <w:proofErr w:type="spellEnd"/>
+            <w:r>
+              <w:rPr>
+                <w:i/>
+                <w:iCs/>
+                <w:sz w:val="20"/>
+                <w:szCs w:val="20"/>
+              </w:rPr>
+              <w:t xml:space="preserve"> </w:t>
             </w:r>
             <w:r>
               <w:rPr>
@@ -24847,15 +24998,37 @@
                 <w:sz w:val="20"/>
                 <w:szCs w:val="20"/>
               </w:rPr>
-              <w:t xml:space="preserve"> storytelling </w:t>
-            </w:r>
-            <w:r>
-              <w:rPr>
-                <w:bCs/>
-                <w:sz w:val="20"/>
-                <w:szCs w:val="20"/>
-              </w:rPr>
-              <w:t xml:space="preserve">efectivo mantiene coherencia entre la historia, la identidad, los valores y el propósito de la marca. Cada mensaje debe transmitir una narrativa consistente en todos los puntos de contacto, </w:t>
+              <w:t xml:space="preserve"> </w:t>
+            </w:r>
+            <w:proofErr w:type="spellStart"/>
+            <w:r>
+              <w:rPr>
+                <w:bCs/>
+                <w:i/>
+                <w:iCs/>
+                <w:sz w:val="20"/>
+                <w:szCs w:val="20"/>
+              </w:rPr>
+              <w:t>storytelling</w:t>
+            </w:r>
+            <w:proofErr w:type="spellEnd"/>
+            <w:r>
+              <w:rPr>
+                <w:bCs/>
+                <w:i/>
+                <w:iCs/>
+                <w:sz w:val="20"/>
+                <w:szCs w:val="20"/>
+              </w:rPr>
+              <w:t xml:space="preserve"> </w:t>
+            </w:r>
+            <w:r>
+              <w:rPr>
+                <w:bCs/>
+                <w:sz w:val="20"/>
+                <w:szCs w:val="20"/>
+              </w:rPr>
+              <w:t xml:space="preserve">efectivo mantiene coherencia entre la historia, la identidad, los valores y el propósito de la marca. Cada mensaje debe transmitir una narrativa </w:t>
             </w:r>
             <w:r>
               <w:rPr>
@@ -24864,7 +25037,7 @@
                 <w:szCs w:val="20"/>
               </w:rPr>
               <w:lastRenderedPageBreak/>
-              <w:t>fortaleciendo la confianza y el reconocimiento por parte del consumidor.</w:t>
+              <w:t>consistente en todos los puntos de contacto, fortaleciendo la confianza y el reconocimiento por parte del consumidor.</w:t>
             </w:r>
           </w:p>
           <w:p>
@@ -24991,6 +25164,7 @@
               </w:rPr>
               <w:t xml:space="preserve"> Escudo con </w:t>
             </w:r>
+            <w:proofErr w:type="spellStart"/>
             <w:r>
               <w:rPr>
                 <w:b/>
@@ -25002,6 +25176,7 @@
               </w:rPr>
               <w:t>check</w:t>
             </w:r>
+            <w:proofErr w:type="spellEnd"/>
             <w:r>
               <w:rPr>
                 <w:b/>
@@ -25113,6 +25288,7 @@
               </w:rPr>
               <w:t xml:space="preserve">El </w:t>
             </w:r>
+            <w:proofErr w:type="spellStart"/>
             <w:r>
               <w:rPr>
                 <w:bCs/>
@@ -25123,6 +25299,7 @@
               </w:rPr>
               <w:t>storytelling</w:t>
             </w:r>
+            <w:proofErr w:type="spellEnd"/>
             <w:r>
               <w:rPr>
                 <w:bCs/>
@@ -25801,6 +25978,7 @@
           <w:sz w:val="20"/>
           <w:szCs w:val="20"/>
         </w:rPr>
+        <w:lastRenderedPageBreak/>
         <w:t>Mensaje:</w:t>
       </w:r>
       <w:r>
@@ -26005,6 +26183,7 @@
               </w:rPr>
               <w:t xml:space="preserve">Ejemplo 1. </w:t>
             </w:r>
+            <w:proofErr w:type="spellStart"/>
             <w:r>
               <w:rPr>
                 <w:b/>
@@ -26014,7 +26193,19 @@
                 <w:sz w:val="20"/>
                 <w:szCs w:val="20"/>
               </w:rPr>
-              <w:t xml:space="preserve">Storytelling </w:t>
+              <w:t>Storytelling</w:t>
+            </w:r>
+            <w:proofErr w:type="spellEnd"/>
+            <w:r>
+              <w:rPr>
+                <w:b/>
+                <w:bCs/>
+                <w:i/>
+                <w:iCs/>
+                <w:sz w:val="20"/>
+                <w:szCs w:val="20"/>
+              </w:rPr>
+              <w:t xml:space="preserve"> </w:t>
             </w:r>
             <w:r>
               <w:rPr>
@@ -26243,6 +26434,7 @@
                 <w:szCs w:val="20"/>
               </w:rPr>
             </w:pPr>
+            <w:proofErr w:type="spellStart"/>
             <w:r>
               <w:rPr>
                 <w:b/>
@@ -26254,6 +26446,7 @@
               </w:rPr>
               <w:t>Storytelling</w:t>
             </w:r>
+            <w:proofErr w:type="spellEnd"/>
             <w:r>
               <w:rPr>
                 <w:b/>
@@ -26327,7 +26520,15 @@
                 <w:sz w:val="20"/>
                 <w:szCs w:val="20"/>
               </w:rPr>
-              <w:t>La marca, a través de esta historia, no comunica características técnicas, sino una transformación en la vida del usuario. Esto permite generar una experiencia significativa, donde el consumidor se identifica con el problema y valora la solución desde una perspectiva emocional y práctica.</w:t>
+              <w:t xml:space="preserve">La marca, a través de esta historia, no comunica características técnicas, sino una transformación en la vida del usuario. Esto permite generar una experiencia significativa, donde el consumidor se </w:t>
+            </w:r>
+            <w:r>
+              <w:rPr>
+                <w:sz w:val="20"/>
+                <w:szCs w:val="20"/>
+              </w:rPr>
+              <w:lastRenderedPageBreak/>
+              <w:t>identifica con el problema y valora la solución desde una perspectiva emocional y práctica.</w:t>
             </w:r>
           </w:p>
           <w:p>
@@ -26394,7 +26595,7 @@
           <w:szCs w:val="20"/>
         </w:rPr>
         <w:drawing>
-          <wp:anchor distT="0" distB="0" distL="114300" distR="114300" simplePos="0" relativeHeight="251701249" behindDoc="0" locked="0" layoutInCell="1" allowOverlap="1" wp14:anchorId="3242354B" wp14:editId="25E999C0">
+          <wp:anchor distT="0" distB="0" distL="114300" distR="114300" simplePos="0" relativeHeight="251701249" behindDoc="0" locked="0" layoutInCell="1" allowOverlap="1" wp14:anchorId="3242354B" wp14:editId="5A0F35F2">
             <wp:simplePos x="0" y="0"/>
             <wp:positionH relativeFrom="margin">
               <wp:align>left</wp:align>
@@ -27405,7 +27606,7 @@
                 <w:sz w:val="20"/>
                 <w:szCs w:val="20"/>
               </w:rPr>
-              <w:t xml:space="preserve"> experiencial mediante indicadores previamente definidos. Esta información permite conocer el comportamiento de variables como la satisfacción </w:t>
+              <w:t xml:space="preserve"> experiencial mediante indicadores previamente </w:t>
             </w:r>
             <w:r>
               <w:rPr>
@@ -27414,7 +27615,7 @@
                 <w:szCs w:val="20"/>
               </w:rPr>
               <w:lastRenderedPageBreak/>
-              <w:t>del cliente, la participación, la interacción o la fidelización, proporcionando una base objetiva para evaluar los resultados obtenidos y orientar las siguientes etapas del proceso.</w:t>
+              <w:t>definidos. Esta información permite conocer el comportamiento de variables como la satisfacción del cliente, la participación, la interacción o la fidelización, proporcionando una base objetiva para evaluar los resultados obtenidos y orientar las siguientes etapas del proceso.</w:t>
             </w:r>
           </w:p>
           <w:p>
@@ -27518,6 +27719,7 @@
               </w:rPr>
               <w:t xml:space="preserve"> </w:t>
             </w:r>
+            <w:proofErr w:type="spellStart"/>
             <w:r>
               <w:rPr>
                 <w:i/>
@@ -27527,6 +27729,7 @@
               </w:rPr>
               <w:t>Dashboard</w:t>
             </w:r>
+            <w:proofErr w:type="spellEnd"/>
             <w:r>
               <w:rPr>
                 <w:sz w:val="20"/>
@@ -28051,6 +28254,7 @@
                 <w:sz w:val="20"/>
                 <w:szCs w:val="20"/>
               </w:rPr>
+              <w:lastRenderedPageBreak/>
               <w:t>El seguimiento continuo permite evaluar resultados y mantener un proceso permanente de mejora.</w:t>
             </w:r>
           </w:p>
@@ -30399,7 +30603,25 @@
                 <w:sz w:val="20"/>
                 <w:szCs w:val="20"/>
               </w:rPr>
-              <w:t>Net Promoter Score</w:t>
+              <w:t xml:space="preserve">Net </w:t>
+            </w:r>
+            <w:proofErr w:type="spellStart"/>
+            <w:r>
+              <w:rPr>
+                <w:color w:val="000000"/>
+                <w:sz w:val="20"/>
+                <w:szCs w:val="20"/>
+              </w:rPr>
+              <w:t>Promoter</w:t>
+            </w:r>
+            <w:proofErr w:type="spellEnd"/>
+            <w:r>
+              <w:rPr>
+                <w:color w:val="000000"/>
+                <w:sz w:val="20"/>
+                <w:szCs w:val="20"/>
+              </w:rPr>
+              <w:t xml:space="preserve"> Score</w:t>
             </w:r>
             <w:r>
               <w:rPr>
@@ -30995,7 +31217,7 @@
         </w:pBdr>
         <w:jc w:val="both"/>
         <w:rPr>
-          <w:rFonts w:ascii="Segoe UI Emoji" w:hAnsi="Segoe UI Emoji" w:cs="Segoe UI Emoji"/>
+          <w:rFonts w:ascii="Calibri" w:hAnsi="Calibri" w:cs="Calibri"/>
           <w:b/>
           <w:bCs/>
           <w:color w:val="000000"/>
@@ -31022,7 +31244,6 @@
           <w:szCs w:val="20"/>
         </w:rPr>
       </w:pPr>
-      <w:commentRangeStart w:id="92"/>
       <w:r>
         <w:rPr>
           <w:b/>
@@ -31091,7 +31312,7 @@
           <w:sz w:val="20"/>
           <w:szCs w:val="20"/>
         </w:rPr>
-        <w:t>marketing</w:t>
+        <w:t xml:space="preserve">marketing </w:t>
       </w:r>
       <w:r>
         <w:rPr>
@@ -31101,19 +31322,7 @@
           <w:sz w:val="20"/>
           <w:szCs w:val="20"/>
         </w:rPr>
-        <w:t xml:space="preserve"> experiencial</w:t>
-      </w:r>
-      <w:commentRangeEnd w:id="92"/>
-      <w:r>
-        <w:rPr>
-          <w:rStyle w:val="Refdecomentario"/>
-          <w:b/>
-          <w:bCs/>
-          <w:color w:val="000000"/>
-          <w:sz w:val="20"/>
-          <w:szCs w:val="20"/>
-        </w:rPr>
-        <w:commentReference w:id="92"/>
+        <w:t>experiencial</w:t>
       </w:r>
     </w:p>
     <w:p>
@@ -31157,7 +31366,7 @@
           <w:sz w:val="20"/>
           <w:szCs w:val="20"/>
         </w:rPr>
-        <w:t xml:space="preserve">Una tienda de ropa implementó una estrategia de </w:t>
+        <w:t xml:space="preserve">Lo invitamos a consultar el anexo del caso de una tienda de ropa que implementa una estrategia de </w:t>
       </w:r>
       <w:r>
         <w:rPr>
@@ -31175,16 +31384,7 @@
           <w:sz w:val="20"/>
           <w:szCs w:val="20"/>
         </w:rPr>
-        <w:t xml:space="preserve">experiencial en su punto de venta mediante la adecuación del ambiente, la incorporación de música y la prestación de asesoría personalizada durante el proceso </w:t>
-      </w:r>
-      <w:r>
-        <w:rPr>
-          <w:color w:val="000000"/>
-          <w:sz w:val="20"/>
-          <w:szCs w:val="20"/>
-        </w:rPr>
-        <w:lastRenderedPageBreak/>
-        <w:t>de compra. Con el propósito de evaluar el impacto de estas acciones, la organización midió diferentes indicadores de gestión y obtuvo los siguientes resultados: el tiempo de permanencia de los clientes aumentó un 30 %, la tasa de compra se incrementó en un 10 %, el nivel de satisfacción pasó de 4,2 a 4,6 sobre 5 y la recompra se mantuvo sin variaciones.</w:t>
+        <w:t>experiencial en su punto de venta.</w:t>
       </w:r>
     </w:p>
     <w:p>
@@ -31198,6 +31398,8 @@
         </w:pBdr>
         <w:jc w:val="both"/>
         <w:rPr>
+          <w:b/>
+          <w:bCs/>
           <w:color w:val="000000"/>
           <w:sz w:val="20"/>
           <w:szCs w:val="20"/>
@@ -31215,91 +31417,6 @@
         </w:pBdr>
         <w:jc w:val="both"/>
         <w:rPr>
-          <w:color w:val="000000"/>
-          <w:sz w:val="20"/>
-          <w:szCs w:val="20"/>
-        </w:rPr>
-      </w:pPr>
-      <w:r>
-        <w:rPr>
-          <w:color w:val="000000"/>
-          <w:sz w:val="20"/>
-          <w:szCs w:val="20"/>
-        </w:rPr>
-        <w:t xml:space="preserve">A partir de esta información, el equipo de </w:t>
-      </w:r>
-      <w:r>
-        <w:rPr>
-          <w:i/>
-          <w:iCs/>
-          <w:color w:val="000000"/>
-          <w:sz w:val="20"/>
-          <w:szCs w:val="20"/>
-        </w:rPr>
-        <w:t>marketing</w:t>
-      </w:r>
-      <w:r>
-        <w:rPr>
-          <w:color w:val="000000"/>
-          <w:sz w:val="20"/>
-          <w:szCs w:val="20"/>
-        </w:rPr>
-        <w:t xml:space="preserve"> interpretó que los clientes permanecían más tiempo en la tienda, interactuaban con mayor frecuencia con los productos y valoraban de forma más positiva la experiencia ofrecida. Sin embargo, también identificó que, aunque la estrategia favorecía las compras iniciales y mejoraba la satisfacción, no estaba generando un aumento en la recompra, lo que evidenciaba una oportunidad de mejora en las acciones orientadas a la fidelización.</w:t>
-      </w:r>
-    </w:p>
-    <w:p>
-      <w:pPr>
-        <w:pBdr>
-          <w:top w:val="nil"/>
-          <w:left w:val="nil"/>
-          <w:bottom w:val="nil"/>
-          <w:right w:val="nil"/>
-          <w:between w:val="nil"/>
-        </w:pBdr>
-        <w:jc w:val="both"/>
-        <w:rPr>
-          <w:color w:val="000000"/>
-          <w:sz w:val="20"/>
-          <w:szCs w:val="20"/>
-        </w:rPr>
-      </w:pPr>
-    </w:p>
-    <w:p>
-      <w:pPr>
-        <w:pBdr>
-          <w:top w:val="nil"/>
-          <w:left w:val="nil"/>
-          <w:bottom w:val="nil"/>
-          <w:right w:val="nil"/>
-          <w:between w:val="nil"/>
-        </w:pBdr>
-        <w:jc w:val="both"/>
-        <w:rPr>
-          <w:color w:val="000000"/>
-          <w:sz w:val="20"/>
-          <w:szCs w:val="20"/>
-        </w:rPr>
-      </w:pPr>
-      <w:r>
-        <w:rPr>
-          <w:color w:val="000000"/>
-          <w:sz w:val="20"/>
-          <w:szCs w:val="20"/>
-        </w:rPr>
-        <w:t>Con base en este análisis, la organización decidió complementar la experiencia en el punto de venta con estrategias posteriores a la compra, como el envío de comunicaciones personalizadas por correo electrónico o WhatsApp, la creación de beneficios para clientes recurrentes y el diseño de experiencias diferenciadas para quienes ya habían interactuado con la marca. De esta manera, la estrategia evolucionó de una experiencia centrada únicamente en el momento de la compra hacia una experiencia integral que acompaña al cliente antes, durante y después de su interacción con la organización.</w:t>
-      </w:r>
-    </w:p>
-    <w:p>
-      <w:pPr>
-        <w:pBdr>
-          <w:top w:val="nil"/>
-          <w:left w:val="nil"/>
-          <w:bottom w:val="nil"/>
-          <w:right w:val="nil"/>
-          <w:between w:val="nil"/>
-        </w:pBdr>
-        <w:jc w:val="both"/>
-        <w:rPr>
           <w:rFonts w:ascii="Segoe UI Emoji" w:hAnsi="Segoe UI Emoji" w:cs="Segoe UI Emoji"/>
           <w:b/>
           <w:bCs/>
@@ -31308,134 +31425,6 @@
           <w:szCs w:val="20"/>
         </w:rPr>
       </w:pPr>
-    </w:p>
-    <w:p>
-      <w:pPr>
-        <w:pBdr>
-          <w:top w:val="nil"/>
-          <w:left w:val="nil"/>
-          <w:bottom w:val="nil"/>
-          <w:right w:val="nil"/>
-          <w:between w:val="nil"/>
-        </w:pBdr>
-        <w:jc w:val="both"/>
-        <w:rPr>
-          <w:b/>
-          <w:bCs/>
-          <w:color w:val="000000"/>
-          <w:sz w:val="20"/>
-          <w:szCs w:val="20"/>
-        </w:rPr>
-      </w:pPr>
-      <w:commentRangeStart w:id="93"/>
-      <w:r>
-        <w:rPr>
-          <w:b/>
-          <w:bCs/>
-          <w:color w:val="000000"/>
-          <w:sz w:val="20"/>
-          <w:szCs w:val="20"/>
-        </w:rPr>
-        <w:t>Aprendizaje del caso</w:t>
-      </w:r>
-    </w:p>
-    <w:p>
-      <w:pPr>
-        <w:pBdr>
-          <w:top w:val="nil"/>
-          <w:left w:val="nil"/>
-          <w:bottom w:val="nil"/>
-          <w:right w:val="nil"/>
-          <w:between w:val="nil"/>
-        </w:pBdr>
-        <w:jc w:val="both"/>
-        <w:rPr>
-          <w:b/>
-          <w:bCs/>
-          <w:color w:val="000000"/>
-          <w:sz w:val="20"/>
-          <w:szCs w:val="20"/>
-        </w:rPr>
-      </w:pPr>
-    </w:p>
-    <w:p>
-      <w:pPr>
-        <w:pBdr>
-          <w:top w:val="nil"/>
-          <w:left w:val="nil"/>
-          <w:bottom w:val="nil"/>
-          <w:right w:val="nil"/>
-          <w:between w:val="nil"/>
-        </w:pBdr>
-        <w:jc w:val="both"/>
-        <w:rPr>
-          <w:color w:val="000000"/>
-          <w:sz w:val="20"/>
-          <w:szCs w:val="20"/>
-        </w:rPr>
-      </w:pPr>
-      <w:r>
-        <w:rPr>
-          <w:color w:val="000000"/>
-          <w:sz w:val="20"/>
-          <w:szCs w:val="20"/>
-        </w:rPr>
-        <w:t>La interpretación de indicadores permite transformar los datos en información útil para la toma de decisiones. Analizar los resultados facilita identificar fortalezas, detectar oportunidades de mejora y diseñar estrategias que incrementen el valor de la experiencia del cliente y el desempeño de la organización.</w:t>
-      </w:r>
-      <w:commentRangeEnd w:id="93"/>
-      <w:r>
-        <w:rPr>
-          <w:rStyle w:val="Refdecomentario"/>
-          <w:color w:val="000000"/>
-          <w:sz w:val="20"/>
-          <w:szCs w:val="20"/>
-        </w:rPr>
-        <w:commentReference w:id="93"/>
-      </w:r>
-    </w:p>
-    <w:p>
-      <w:pPr>
-        <w:pBdr>
-          <w:top w:val="nil"/>
-          <w:left w:val="nil"/>
-          <w:bottom w:val="nil"/>
-          <w:right w:val="nil"/>
-          <w:between w:val="nil"/>
-        </w:pBdr>
-        <w:jc w:val="both"/>
-        <w:rPr>
-          <w:color w:val="000000"/>
-          <w:sz w:val="20"/>
-          <w:szCs w:val="20"/>
-        </w:rPr>
-      </w:pPr>
-    </w:p>
-    <w:p>
-      <w:pPr>
-        <w:pBdr>
-          <w:top w:val="nil"/>
-          <w:left w:val="nil"/>
-          <w:bottom w:val="nil"/>
-          <w:right w:val="nil"/>
-          <w:between w:val="nil"/>
-        </w:pBdr>
-        <w:jc w:val="both"/>
-        <w:rPr>
-          <w:bCs/>
-          <w:color w:val="000000"/>
-          <w:sz w:val="20"/>
-          <w:szCs w:val="20"/>
-        </w:rPr>
-      </w:pPr>
-      <w:r>
-        <w:rPr>
-          <w:bCs/>
-          <w:color w:val="000000"/>
-          <w:sz w:val="20"/>
-          <w:szCs w:val="20"/>
-        </w:rPr>
-        <w:t>Lo invitamos a acceder al siguiente pódcast, cuyo contenido le permitirá fortalecer la temática relacionada con la gestión estratégica de indicadores.</w:t>
-      </w:r>
     </w:p>
     <w:bookmarkEnd w:id="90"/>
     <w:p>
@@ -31584,8 +31573,8 @@
           <w:szCs w:val="20"/>
         </w:rPr>
       </w:pPr>
-      <w:bookmarkStart w:id="94" w:name="_Hlk234311075"/>
-      <w:commentRangeStart w:id="95"/>
+      <w:bookmarkStart w:id="92" w:name="_Hlk234311075"/>
+      <w:commentRangeStart w:id="93"/>
       <w:r>
         <w:rPr>
           <w:rFonts w:ascii="Segoe UI Emoji" w:hAnsi="Segoe UI Emoji" w:cs="Segoe UI Emoji"/>
@@ -31595,7 +31584,7 @@
           <w:szCs w:val="20"/>
         </w:rPr>
         <w:drawing>
-          <wp:anchor distT="0" distB="0" distL="114300" distR="114300" simplePos="0" relativeHeight="251699201" behindDoc="0" locked="0" layoutInCell="1" allowOverlap="1" wp14:anchorId="518099C0" wp14:editId="415646DE">
+          <wp:anchor distT="0" distB="0" distL="114300" distR="114300" simplePos="0" relativeHeight="251699201" behindDoc="0" locked="0" layoutInCell="1" allowOverlap="1" wp14:anchorId="518099C0" wp14:editId="2785FB87">
             <wp:simplePos x="0" y="0"/>
             <wp:positionH relativeFrom="margin">
               <wp:align>left</wp:align>
@@ -31650,7 +31639,7 @@
           </wp:anchor>
         </w:drawing>
       </w:r>
-      <w:commentRangeEnd w:id="95"/>
+      <w:commentRangeEnd w:id="93"/>
       <w:r>
         <w:rPr>
           <w:rStyle w:val="Refdecomentario"/>
@@ -31660,7 +31649,7 @@
           <w:sz w:val="20"/>
           <w:szCs w:val="20"/>
         </w:rPr>
-        <w:commentReference w:id="95"/>
+        <w:commentReference w:id="93"/>
       </w:r>
       <w:r>
         <w:rPr>
@@ -31709,152 +31698,7 @@
         <w:t>Interpretar la información con responsabilidad y criterio refleja el compromiso de la organización con la mejora continua y el bienestar del cliente.</w:t>
       </w:r>
     </w:p>
-    <w:p>
-      <w:pPr>
-        <w:pBdr>
-          <w:top w:val="nil"/>
-          <w:left w:val="nil"/>
-          <w:bottom w:val="nil"/>
-          <w:right w:val="nil"/>
-          <w:between w:val="nil"/>
-        </w:pBdr>
-        <w:jc w:val="both"/>
-        <w:rPr>
-          <w:bCs/>
-          <w:color w:val="000000"/>
-          <w:sz w:val="20"/>
-          <w:szCs w:val="20"/>
-        </w:rPr>
-      </w:pPr>
-    </w:p>
-    <w:bookmarkEnd w:id="94"/>
-    <w:p>
-      <w:pPr>
-        <w:pBdr>
-          <w:top w:val="nil"/>
-          <w:left w:val="nil"/>
-          <w:bottom w:val="nil"/>
-          <w:right w:val="nil"/>
-          <w:between w:val="nil"/>
-        </w:pBdr>
-        <w:ind w:left="284"/>
-        <w:jc w:val="both"/>
-        <w:rPr>
-          <w:b/>
-          <w:color w:val="000000"/>
-          <w:sz w:val="20"/>
-          <w:szCs w:val="20"/>
-        </w:rPr>
-      </w:pPr>
-    </w:p>
-    <w:p>
-      <w:pPr>
-        <w:pBdr>
-          <w:top w:val="nil"/>
-          <w:left w:val="nil"/>
-          <w:bottom w:val="nil"/>
-          <w:right w:val="nil"/>
-          <w:between w:val="nil"/>
-        </w:pBdr>
-        <w:jc w:val="both"/>
-        <w:rPr>
-          <w:b/>
-          <w:color w:val="000000"/>
-          <w:sz w:val="20"/>
-          <w:szCs w:val="20"/>
-        </w:rPr>
-      </w:pPr>
-    </w:p>
-    <w:p>
-      <w:pPr>
-        <w:pBdr>
-          <w:top w:val="nil"/>
-          <w:left w:val="nil"/>
-          <w:bottom w:val="nil"/>
-          <w:right w:val="nil"/>
-          <w:between w:val="nil"/>
-        </w:pBdr>
-        <w:jc w:val="both"/>
-        <w:rPr>
-          <w:b/>
-          <w:color w:val="000000"/>
-          <w:sz w:val="20"/>
-          <w:szCs w:val="20"/>
-        </w:rPr>
-      </w:pPr>
-    </w:p>
-    <w:p>
-      <w:pPr>
-        <w:pBdr>
-          <w:top w:val="nil"/>
-          <w:left w:val="nil"/>
-          <w:bottom w:val="nil"/>
-          <w:right w:val="nil"/>
-          <w:between w:val="nil"/>
-        </w:pBdr>
-        <w:jc w:val="both"/>
-        <w:rPr>
-          <w:b/>
-          <w:color w:val="000000"/>
-          <w:sz w:val="20"/>
-          <w:szCs w:val="20"/>
-        </w:rPr>
-      </w:pPr>
-    </w:p>
-    <w:p>
-      <w:pPr>
-        <w:pBdr>
-          <w:top w:val="nil"/>
-          <w:left w:val="nil"/>
-          <w:bottom w:val="nil"/>
-          <w:right w:val="nil"/>
-          <w:between w:val="nil"/>
-        </w:pBdr>
-        <w:jc w:val="both"/>
-        <w:rPr>
-          <w:b/>
-          <w:color w:val="000000"/>
-          <w:sz w:val="20"/>
-          <w:szCs w:val="20"/>
-        </w:rPr>
-      </w:pPr>
-    </w:p>
-    <w:p>
-      <w:pPr>
-        <w:pBdr>
-          <w:top w:val="nil"/>
-          <w:left w:val="nil"/>
-          <w:bottom w:val="nil"/>
-          <w:right w:val="nil"/>
-          <w:between w:val="nil"/>
-        </w:pBdr>
-        <w:jc w:val="both"/>
-        <w:rPr>
-          <w:b/>
-          <w:color w:val="000000"/>
-          <w:sz w:val="20"/>
-          <w:szCs w:val="20"/>
-        </w:rPr>
-      </w:pPr>
-    </w:p>
-    <w:p>
-      <w:pPr>
-        <w:pBdr>
-          <w:top w:val="nil"/>
-          <w:left w:val="nil"/>
-          <w:bottom w:val="nil"/>
-          <w:right w:val="nil"/>
-          <w:between w:val="nil"/>
-        </w:pBdr>
-        <w:jc w:val="both"/>
-        <w:rPr>
-          <w:b/>
-          <w:color w:val="000000"/>
-          <w:sz w:val="20"/>
-          <w:szCs w:val="20"/>
-        </w:rPr>
-      </w:pPr>
-    </w:p>
+    <w:bookmarkEnd w:id="92"/>
     <w:p>
       <w:pPr>
         <w:pBdr>
@@ -31951,7 +31795,7 @@
           <w:szCs w:val="20"/>
         </w:rPr>
       </w:pPr>
-      <w:bookmarkStart w:id="96" w:name="_Hlk234311115"/>
+      <w:bookmarkStart w:id="94" w:name="_Hlk234311115"/>
       <w:r>
         <w:rPr>
           <w:noProof/>
@@ -32042,16 +31886,7 @@
           <w:sz w:val="20"/>
           <w:szCs w:val="20"/>
         </w:rPr>
-        <w:t xml:space="preserve"> moderno. A través del análisis de proveedores de experiencia, matrices experienciales y dominios de interacción, se fortalece la capacidad para </w:t>
-      </w:r>
-      <w:r>
-        <w:rPr>
-          <w:noProof/>
-          <w:sz w:val="20"/>
-          <w:szCs w:val="20"/>
-        </w:rPr>
-        <w:lastRenderedPageBreak/>
-        <w:t>estructurar experiencias coherentes que respondan a las necesidades del consumidor y a los objetivos estratégicos de la organización en entornos competitivos.</w:t>
+        <w:t xml:space="preserve"> moderno. A través del análisis de proveedores de experiencia, matrices experienciales y dominios de interacción, se fortalece la capacidad para estructurar experiencias coherentes que respondan a las necesidades del consumidor y a los objetivos estratégicos de la organización en entornos competitivos.</w:t>
       </w:r>
     </w:p>
     <w:p>
@@ -32101,7 +31936,7 @@
         </w:rPr>
         <w:t xml:space="preserve"> como recurso para generar conexión emocional, junto con la aplicación de indicadores de gestión que permiten medir el impacto de las estrategias implementadas. Esta integración facilita la toma de decisiones informadas, orientadas a la mejora continua de la experiencia del cliente, contribuyendo al fortalecimiento del posicionamiento y la fidelización en diferentes contextos empresariales </w:t>
       </w:r>
-      <w:commentRangeStart w:id="97"/>
+      <w:commentRangeStart w:id="95"/>
       <w:r>
         <w:rPr>
           <w:noProof/>
@@ -32110,7 +31945,7 @@
         </w:rPr>
         <w:t>actuales</w:t>
       </w:r>
-      <w:commentRangeEnd w:id="97"/>
+      <w:commentRangeEnd w:id="95"/>
       <w:r>
         <w:rPr>
           <w:rStyle w:val="Refdecomentario"/>
@@ -32118,7 +31953,7 @@
           <w:sz w:val="20"/>
           <w:szCs w:val="20"/>
         </w:rPr>
-        <w:commentReference w:id="97"/>
+        <w:commentReference w:id="95"/>
       </w:r>
       <w:r>
         <w:rPr>
@@ -32128,7 +31963,7 @@
         </w:rPr>
         <w:t>.</w:t>
       </w:r>
-      <w:bookmarkEnd w:id="96"/>
+      <w:bookmarkEnd w:id="94"/>
     </w:p>
     <w:p>
       <w:pPr>
@@ -32140,23 +31975,13 @@
           <w:szCs w:val="20"/>
         </w:rPr>
       </w:pPr>
-    </w:p>
-    <w:p>
-      <w:pPr>
-        <w:spacing w:line="360" w:lineRule="auto"/>
-        <w:jc w:val="both"/>
+      <w:r>
         <w:rPr>
           <w:noProof/>
           <w:sz w:val="20"/>
           <w:szCs w:val="20"/>
         </w:rPr>
-      </w:pPr>
-      <w:r>
-        <w:rPr>
-          <w:noProof/>
-          <w:sz w:val="20"/>
-          <w:szCs w:val="20"/>
-        </w:rPr>
+        <w:lastRenderedPageBreak/>
         <w:drawing>
           <wp:inline distT="0" distB="0" distL="0" distR="0" wp14:anchorId="7F0E44C3" wp14:editId="5B71A9D0">
             <wp:extent cx="6332220" cy="3626485"/>
@@ -32196,79 +32021,6 @@
     </w:p>
     <w:p>
       <w:pPr>
-        <w:spacing w:line="360" w:lineRule="auto"/>
-        <w:jc w:val="both"/>
-        <w:rPr>
-          <w:noProof/>
-          <w:sz w:val="20"/>
-          <w:szCs w:val="20"/>
-        </w:rPr>
-      </w:pPr>
-    </w:p>
-    <w:p>
-      <w:pPr>
-        <w:spacing w:line="360" w:lineRule="auto"/>
-        <w:jc w:val="both"/>
-        <w:rPr>
-          <w:color w:val="948A54"/>
-          <w:sz w:val="20"/>
-          <w:szCs w:val="20"/>
-        </w:rPr>
-      </w:pPr>
-    </w:p>
-    <w:p>
-      <w:pPr>
-        <w:pBdr>
-          <w:top w:val="nil"/>
-          <w:left w:val="nil"/>
-          <w:bottom w:val="nil"/>
-          <w:right w:val="nil"/>
-          <w:between w:val="nil"/>
-        </w:pBdr>
-        <w:jc w:val="both"/>
-        <w:rPr>
-          <w:color w:val="7F7F7F"/>
-          <w:sz w:val="20"/>
-          <w:szCs w:val="20"/>
-        </w:rPr>
-      </w:pPr>
-    </w:p>
-    <w:p>
-      <w:pPr>
-        <w:pBdr>
-          <w:top w:val="nil"/>
-          <w:left w:val="nil"/>
-          <w:bottom w:val="nil"/>
-          <w:right w:val="nil"/>
-          <w:between w:val="nil"/>
-        </w:pBdr>
-        <w:jc w:val="both"/>
-        <w:rPr>
-          <w:color w:val="7F7F7F"/>
-          <w:sz w:val="20"/>
-          <w:szCs w:val="20"/>
-        </w:rPr>
-      </w:pPr>
-    </w:p>
-    <w:p>
-      <w:pPr>
-        <w:pBdr>
-          <w:top w:val="nil"/>
-          <w:left w:val="nil"/>
-          <w:bottom w:val="nil"/>
-          <w:right w:val="nil"/>
-          <w:between w:val="nil"/>
-        </w:pBdr>
-        <w:jc w:val="both"/>
-        <w:rPr>
-          <w:color w:val="7F7F7F"/>
-          <w:sz w:val="20"/>
-          <w:szCs w:val="20"/>
-        </w:rPr>
-      </w:pPr>
-    </w:p>
-    <w:p>
-      <w:pPr>
         <w:pBdr>
           <w:top w:val="nil"/>
           <w:left w:val="nil"/>
@@ -32522,7 +32274,6 @@
                 <w:sz w:val="20"/>
                 <w:szCs w:val="20"/>
               </w:rPr>
-              <w:lastRenderedPageBreak/>
               <w:t>Objetivo de la actividad</w:t>
             </w:r>
           </w:p>
@@ -32828,6 +32579,7 @@
           <w:sz w:val="20"/>
           <w:szCs w:val="20"/>
         </w:rPr>
+        <w:lastRenderedPageBreak/>
         <w:t xml:space="preserve">GLOSARIO: </w:t>
       </w:r>
     </w:p>
@@ -32981,6 +32733,7 @@
                 <w:szCs w:val="20"/>
               </w:rPr>
             </w:pPr>
+            <w:proofErr w:type="spellStart"/>
             <w:r>
               <w:rPr>
                 <w:i/>
@@ -32990,6 +32743,7 @@
               </w:rPr>
               <w:t>Cobranding</w:t>
             </w:r>
+            <w:proofErr w:type="spellEnd"/>
           </w:p>
         </w:tc>
         <w:tc>
@@ -33618,7 +33372,6 @@
                 <w:sz w:val="20"/>
                 <w:szCs w:val="20"/>
               </w:rPr>
-              <w:lastRenderedPageBreak/>
               <w:t>Fidelización</w:t>
             </w:r>
           </w:p>
@@ -34120,6 +33873,7 @@
                 <w:sz w:val="20"/>
                 <w:szCs w:val="20"/>
               </w:rPr>
+              <w:lastRenderedPageBreak/>
               <w:t>Matriz experiencial</w:t>
             </w:r>
           </w:p>
@@ -34645,6 +34399,7 @@
                 <w:szCs w:val="20"/>
               </w:rPr>
             </w:pPr>
+            <w:proofErr w:type="spellStart"/>
             <w:r>
               <w:rPr>
                 <w:i/>
@@ -34654,6 +34409,7 @@
               </w:rPr>
               <w:t>Storytelling</w:t>
             </w:r>
+            <w:proofErr w:type="spellEnd"/>
           </w:p>
         </w:tc>
         <w:tc>
@@ -34777,24 +34533,6 @@
     </w:p>
     <w:p>
       <w:pPr>
-        <w:jc w:val="both"/>
-        <w:rPr>
-          <w:sz w:val="20"/>
-          <w:szCs w:val="20"/>
-        </w:rPr>
-      </w:pPr>
-    </w:p>
-    <w:p>
-      <w:pPr>
-        <w:jc w:val="both"/>
-        <w:rPr>
-          <w:sz w:val="20"/>
-          <w:szCs w:val="20"/>
-        </w:rPr>
-      </w:pPr>
-    </w:p>
-    <w:p>
-      <w:pPr>
         <w:numPr>
           <w:ilvl w:val="0"/>
           <w:numId w:val="1"/>
@@ -34822,7 +34560,6 @@
           <w:sz w:val="20"/>
           <w:szCs w:val="20"/>
         </w:rPr>
-        <w:lastRenderedPageBreak/>
         <w:t>REFERENCIAS BIBLIOGRÁFICAS</w:t>
       </w:r>
     </w:p>
@@ -34850,23 +34587,86 @@
           <w:sz w:val="20"/>
           <w:szCs w:val="20"/>
         </w:rPr>
-        <w:t xml:space="preserve">Álvarez Sigüenza, J. F. (2024). </w:t>
-      </w:r>
-      <w:r>
-        <w:rPr>
-          <w:i/>
-          <w:iCs/>
-          <w:sz w:val="20"/>
-          <w:szCs w:val="20"/>
-        </w:rPr>
-        <w:t>Los segmentos del marketing: análisis, definición y tipos. RAE-IC, Revista de la Asociación Española de Investigación de la Comunicación,</w:t>
-      </w:r>
-      <w:r>
-        <w:rPr>
-          <w:sz w:val="20"/>
-          <w:szCs w:val="20"/>
-        </w:rPr>
-        <w:t xml:space="preserve"> 11(21). </w:t>
+        <w:t xml:space="preserve">ESIC Business &amp; Marketing </w:t>
+      </w:r>
+      <w:proofErr w:type="spellStart"/>
+      <w:r>
+        <w:rPr>
+          <w:sz w:val="20"/>
+          <w:szCs w:val="20"/>
+        </w:rPr>
+        <w:t>School</w:t>
+      </w:r>
+      <w:proofErr w:type="spellEnd"/>
+      <w:r>
+        <w:rPr>
+          <w:sz w:val="20"/>
+          <w:szCs w:val="20"/>
+        </w:rPr>
+        <w:t xml:space="preserve">. </w:t>
+      </w:r>
+      <w:r>
+        <w:rPr>
+          <w:sz w:val="20"/>
+          <w:szCs w:val="20"/>
+        </w:rPr>
+        <w:t>(en el blog "</w:t>
+      </w:r>
+      <w:proofErr w:type="spellStart"/>
+      <w:r>
+        <w:rPr>
+          <w:sz w:val="20"/>
+          <w:szCs w:val="20"/>
+        </w:rPr>
+        <w:t>Rethink</w:t>
+      </w:r>
+      <w:proofErr w:type="spellEnd"/>
+      <w:r>
+        <w:rPr>
+          <w:sz w:val="20"/>
+          <w:szCs w:val="20"/>
+        </w:rPr>
+        <w:t>")</w:t>
+      </w:r>
+      <w:r>
+        <w:rPr>
+          <w:sz w:val="20"/>
+          <w:szCs w:val="20"/>
+        </w:rPr>
+        <w:t xml:space="preserve"> (2025).</w:t>
+      </w:r>
+      <w:r>
+        <w:t xml:space="preserve"> </w:t>
+      </w:r>
+      <w:r>
+        <w:rPr>
+          <w:sz w:val="20"/>
+          <w:szCs w:val="20"/>
+        </w:rPr>
+        <w:t xml:space="preserve">Net </w:t>
+      </w:r>
+      <w:proofErr w:type="spellStart"/>
+      <w:r>
+        <w:rPr>
+          <w:sz w:val="20"/>
+          <w:szCs w:val="20"/>
+        </w:rPr>
+        <w:t>Promoter</w:t>
+      </w:r>
+      <w:proofErr w:type="spellEnd"/>
+      <w:r>
+        <w:rPr>
+          <w:sz w:val="20"/>
+          <w:szCs w:val="20"/>
+        </w:rPr>
+        <w:t xml:space="preserve"> Score (NPS): ¿Qué es y cómo calcularlo?</w:t>
+      </w:r>
+      <w:r>
+        <w:rPr>
+          <w:sz w:val="20"/>
+          <w:szCs w:val="20"/>
+        </w:rPr>
+        <w:t xml:space="preserve"> </w:t>
       </w:r>
       <w:hyperlink r:id="rId33" w:history="1">
         <w:r>
@@ -34875,25 +34675,9 @@
             <w:sz w:val="20"/>
             <w:szCs w:val="20"/>
           </w:rPr>
-          <w:t>https://rodin.uca.es/bitstream/handle/10498/31668/Segmentacio_n%20de%20mercado.pdf?sequence=4</w:t>
+          <w:t>https://www.esic.edu/rethink/marketing-y-comunicacion/net-promoter-score-nps-c</w:t>
         </w:r>
       </w:hyperlink>
-      <w:r>
-        <w:rPr>
-          <w:sz w:val="20"/>
-          <w:szCs w:val="20"/>
-        </w:rPr>
-        <w:t xml:space="preserve"> </w:t>
-      </w:r>
-    </w:p>
-    <w:p>
-      <w:pPr>
-        <w:jc w:val="both"/>
-        <w:rPr>
-          <w:sz w:val="20"/>
-          <w:szCs w:val="20"/>
-        </w:rPr>
-      </w:pPr>
     </w:p>
     <w:p>
       <w:pPr>
@@ -34904,6 +34688,79 @@
           <w:szCs w:val="20"/>
         </w:rPr>
       </w:pPr>
+    </w:p>
+    <w:p>
+      <w:pPr>
+        <w:ind w:left="720" w:hanging="720"/>
+        <w:jc w:val="both"/>
+        <w:rPr>
+          <w:sz w:val="20"/>
+          <w:szCs w:val="20"/>
+        </w:rPr>
+      </w:pPr>
+    </w:p>
+    <w:p>
+      <w:pPr>
+        <w:ind w:left="720" w:hanging="720"/>
+        <w:jc w:val="both"/>
+        <w:rPr>
+          <w:sz w:val="20"/>
+          <w:szCs w:val="20"/>
+        </w:rPr>
+      </w:pPr>
+      <w:r>
+        <w:rPr>
+          <w:sz w:val="20"/>
+          <w:szCs w:val="20"/>
+        </w:rPr>
+        <w:t xml:space="preserve">Marketing </w:t>
+      </w:r>
+      <w:proofErr w:type="spellStart"/>
+      <w:r>
+        <w:rPr>
+          <w:sz w:val="20"/>
+          <w:szCs w:val="20"/>
+        </w:rPr>
+        <w:t>Zone</w:t>
+      </w:r>
+      <w:proofErr w:type="spellEnd"/>
+      <w:r>
+        <w:rPr>
+          <w:sz w:val="20"/>
+          <w:szCs w:val="20"/>
+        </w:rPr>
+        <w:t xml:space="preserve"> Icesi. (19 de enero de 2022). Marketing experiencial. El nuevo tipo de marketing que utilizan las PYMES. </w:t>
+      </w:r>
+      <w:hyperlink r:id="rId34" w:history="1">
+        <w:r>
+          <w:rPr>
+            <w:rStyle w:val="Hipervnculo"/>
+            <w:sz w:val="20"/>
+            <w:szCs w:val="20"/>
+          </w:rPr>
+          <w:t>https://www.icesi.edu.co/marketingzone/7320-2/</w:t>
+        </w:r>
+      </w:hyperlink>
+    </w:p>
+    <w:p>
+      <w:pPr>
+        <w:ind w:left="720" w:hanging="720"/>
+        <w:jc w:val="both"/>
+        <w:rPr>
+          <w:sz w:val="20"/>
+          <w:szCs w:val="20"/>
+        </w:rPr>
+      </w:pPr>
+    </w:p>
+    <w:p>
+      <w:pPr>
+        <w:ind w:left="720" w:hanging="720"/>
+        <w:jc w:val="both"/>
+        <w:rPr>
+          <w:sz w:val="20"/>
+          <w:szCs w:val="20"/>
+        </w:rPr>
+      </w:pPr>
       <w:r>
         <w:rPr>
           <w:sz w:val="20"/>
@@ -34984,7 +34841,7 @@
         </w:rPr>
         <w:t xml:space="preserve">UNIEMPRESARIAL. </w:t>
       </w:r>
-      <w:hyperlink r:id="rId34" w:history="1">
+      <w:hyperlink r:id="rId35" w:history="1">
         <w:r>
           <w:rPr>
             <w:rStyle w:val="Hipervnculo"/>
@@ -35026,24 +34883,18 @@
           <w:sz w:val="20"/>
           <w:szCs w:val="20"/>
         </w:rPr>
-        <w:t xml:space="preserve">Solomon, M. R. (2018). </w:t>
-      </w:r>
-      <w:r>
-        <w:rPr>
-          <w:i/>
-          <w:iCs/>
-          <w:sz w:val="20"/>
-          <w:szCs w:val="20"/>
-        </w:rPr>
-        <w:t>Comportamiento del consumidor: Comprando, poseyendo y siendo</w:t>
-      </w:r>
-      <w:r>
-        <w:rPr>
-          <w:sz w:val="20"/>
-          <w:szCs w:val="20"/>
-        </w:rPr>
-        <w:t xml:space="preserve"> (12ª ed.). Pearson Educación. </w:t>
-      </w:r>
+        <w:t xml:space="preserve">Obeso, M. (8 de marzo de 2016). Dominio experiencial [Diapositivas de PowerPoint]. Prezi. </w:t>
+      </w:r>
+      <w:hyperlink r:id="rId36" w:history="1">
+        <w:r>
+          <w:rPr>
+            <w:rStyle w:val="Hipervnculo"/>
+            <w:sz w:val="20"/>
+            <w:szCs w:val="20"/>
+          </w:rPr>
+          <w:t>https://prezi.com/28odt_5dwgty/dominio-experiencial/</w:t>
+        </w:r>
+      </w:hyperlink>
     </w:p>
     <w:p>
       <w:pPr>
@@ -35060,33 +34911,29 @@
         <w:ind w:left="720" w:hanging="720"/>
         <w:jc w:val="both"/>
         <w:rPr>
-          <w:sz w:val="20"/>
-          <w:szCs w:val="20"/>
-        </w:rPr>
-      </w:pPr>
-      <w:r>
-        <w:rPr>
-          <w:sz w:val="20"/>
-          <w:szCs w:val="20"/>
-        </w:rPr>
-        <w:t xml:space="preserve">Universidad Nacional Autónoma de México. (2020). </w:t>
-      </w:r>
-      <w:r>
-        <w:rPr>
-          <w:i/>
-          <w:iCs/>
-          <w:sz w:val="20"/>
-          <w:szCs w:val="20"/>
-        </w:rPr>
-        <w:t>El entorno del marketing</w:t>
-      </w:r>
-      <w:r>
-        <w:rPr>
-          <w:sz w:val="20"/>
-          <w:szCs w:val="20"/>
-        </w:rPr>
-        <w:t>. UNAM.</w:t>
-      </w:r>
+          <w:color w:val="F79646" w:themeColor="accent6"/>
+          <w:sz w:val="20"/>
+          <w:szCs w:val="20"/>
+        </w:rPr>
+      </w:pPr>
+      <w:r>
+        <w:rPr>
+          <w:sz w:val="20"/>
+          <w:szCs w:val="20"/>
+        </w:rPr>
+        <w:lastRenderedPageBreak/>
+        <w:t xml:space="preserve">Pérez, J. (2023). Análisis de las estrategias de marketing digital en México [Tesis de Licenciatura, Universidad Nacional Autónoma de México]. Repositorio Institucional UNAM. </w:t>
+      </w:r>
+      <w:hyperlink r:id="rId37" w:history="1">
+        <w:r>
+          <w:rPr>
+            <w:rStyle w:val="Hipervnculo"/>
+            <w:sz w:val="20"/>
+            <w:szCs w:val="20"/>
+          </w:rPr>
+          <w:t>https://ru.dgb.unam.mx/bitstreams/b76f9149-62c2-4180-bbf9-296e1665fe2c/download</w:t>
+        </w:r>
+      </w:hyperlink>
     </w:p>
     <w:p>
       <w:pPr>
@@ -35956,8 +35803,8 @@
       </w:r>
     </w:p>
     <w:sectPr>
-      <w:headerReference w:type="default" r:id="rId35"/>
-      <w:footerReference w:type="default" r:id="rId36"/>
+      <w:headerReference w:type="default" r:id="rId38"/>
+      <w:footerReference w:type="default" r:id="rId39"/>
       <w:pgSz w:w="12240" w:h="15840"/>
       <w:pgMar w:top="1701" w:right="1134" w:bottom="1134" w:left="1134" w:header="720" w:footer="0" w:gutter="0"/>
       <w:pgNumType w:start="1"/>
@@ -35968,7 +35815,7 @@
 </file>
 
 <file path=word/comments.xml><?xml version="1.0" encoding="utf-8"?>
-<w:comments xmlns:wpc="http://schemas.microsoft.com/office/word/2010/wordprocessingCanvas" xmlns:cx="http://schemas.microsoft.com/office/drawing/2014/chartex" xmlns:cx1="http://schemas.microsoft.com/office/drawing/2015/9/8/chartex" xmlns:cx2="http://schemas.microsoft.com/office/drawing/2015/10/21/chartex" xmlns:cx3="http://schemas.microsoft.com/office/drawing/2016/5/9/chartex" xmlns:cx4="http://schemas.microsoft.com/office/drawing/2016/5/10/chartex" xmlns:cx5="http://schemas.microsoft.com/office/drawing/2016/5/11/chartex" xmlns:cx6="http://schemas.microsoft.com/office/drawing/2016/5/12/chartex" xmlns:cx7="http://schemas.microsoft.com/office/drawing/2016/5/13/chartex" xmlns:cx8="http://schemas.microsoft.com/office/drawing/2016/5/14/chartex" xmlns:mc="http://schemas.openxmlformats.org/markup-compatibility/2006" xmlns:m="http://schemas.openxmlformats.org/officeDocument/2006/math" xmlns:aink="http://schemas.microsoft.com/office/drawing/2016/ink" xmlns:am3d="http://schemas.microsoft.com/office/drawing/2017/model3d" xmlns:oel="http://schemas.microsoft.com/office/2019/extlst" xmlns:r="http://schemas.openxmlformats.org/officeDocument/2006/relationships" xmlns:wp14="http://schemas.microsoft.com/office/word/2010/wordprocessingDrawing" xmlns:wp="http://schemas.openxmlformats.org/drawingml/2006/wordprocessingDrawing" xmlns:wpg="http://schemas.microsoft.com/office/word/2010/wordprocessingGroup" xmlns:wpi="http://schemas.microsoft.com/office/word/2010/wordprocessingInk" xmlns:wps="http://schemas.microsoft.com/office/word/2010/wordprocessingShape" xmlns:o="urn:schemas-microsoft-com:office:office" xmlns:v="urn:schemas-microsoft-com:vml" xmlns:w10="urn:schemas-microsoft-com:office:word" xmlns:w="http://schemas.openxmlformats.org/wordprocessingml/2006/main" xmlns:w14="http://schemas.microsoft.com/office/word/2010/wordml" xmlns:w15="http://schemas.microsoft.com/office/word/2012/wordml" xmlns:w16cex="http://schemas.microsoft.com/office/word/2018/wordml/cex" xmlns:w16cid="http://schemas.microsoft.com/office/word/2016/wordml/cid" xmlns:w16="http://schemas.microsoft.com/office/word/2018/wordml" xmlns:w16sdtdh="http://schemas.microsoft.com/office/word/2020/wordml/sdtdatahash" xmlns:w16sdtfl="http://schemas.microsoft.com/office/word/2024/wordml/sdtformatlock" xmlns:w16se="http://schemas.microsoft.com/office/word/2015/wordml/symex" xmlns:w16du="http://schemas.microsoft.com/office/word/2023/wordml/word16du" xmlns:wne="http://schemas.microsoft.com/office/word/2006/wordml" mc:Ignorable="w14 w15 w16se w16cid w16 w16cex w16sdtdh w16sdtfl w16du wp14">
+<w:comments xmlns:wpc="http://schemas.microsoft.com/office/word/2010/wordprocessingCanvas" xmlns:cx="http://schemas.microsoft.com/office/drawing/2014/chartex" xmlns:cx1="http://schemas.microsoft.com/office/drawing/2015/9/8/chartex" xmlns:cx2="http://schemas.microsoft.com/office/drawing/2015/10/21/chartex" xmlns:cx3="http://schemas.microsoft.com/office/drawing/2016/5/9/chartex" xmlns:cx4="http://schemas.microsoft.com/office/drawing/2016/5/10/chartex" xmlns:cx5="http://schemas.microsoft.com/office/drawing/2016/5/11/chartex" xmlns:cx6="http://schemas.microsoft.com/office/drawing/2016/5/12/chartex" xmlns:cx7="http://schemas.microsoft.com/office/drawing/2016/5/13/chartex" xmlns:cx8="http://schemas.microsoft.com/office/drawing/2016/5/14/chartex" xmlns:mc="http://schemas.openxmlformats.org/markup-compatibility/2006" xmlns:aink="http://schemas.microsoft.com/office/drawing/2016/ink" xmlns:am3d="http://schemas.microsoft.com/office/drawing/2017/model3d" xmlns:o="urn:schemas-microsoft-com:office:office" xmlns:r="http://schemas.openxmlformats.org/officeDocument/2006/relationships" xmlns:m="http://schemas.openxmlformats.org/officeDocument/2006/math" xmlns:v="urn:schemas-microsoft-com:vml" xmlns:wp14="http://schemas.microsoft.com/office/word/2010/wordprocessingDrawing" xmlns:wp="http://schemas.openxmlformats.org/drawingml/2006/wordprocessingDrawing" xmlns:w10="urn:schemas-microsoft-com:office:word" xmlns:w="http://schemas.openxmlformats.org/wordprocessingml/2006/main" xmlns:w14="http://schemas.microsoft.com/office/word/2010/wordml" xmlns:w15="http://schemas.microsoft.com/office/word/2012/wordml" xmlns:w16cex="http://schemas.microsoft.com/office/word/2018/wordml/cex" xmlns:w16cid="http://schemas.microsoft.com/office/word/2016/wordml/cid" xmlns:w16="http://schemas.microsoft.com/office/word/2018/wordml" xmlns:w16sdtdh="http://schemas.microsoft.com/office/word/2020/wordml/sdtdatahash" xmlns:w16se="http://schemas.microsoft.com/office/word/2015/wordml/symex" xmlns:wpg="http://schemas.microsoft.com/office/word/2010/wordprocessingGroup" xmlns:wpi="http://schemas.microsoft.com/office/word/2010/wordprocessingInk" xmlns:wne="http://schemas.microsoft.com/office/word/2006/wordml" xmlns:wps="http://schemas.microsoft.com/office/word/2010/wordprocessingShape" mc:Ignorable="w14 w15 w16se w16cid w16 w16cex w16sdtdh wp14">
   <w:comment w:id="4" w:author="Nicolás Cruz Ríos" w:date="2026-04-13T16:30:00Z" w:initials="NC">
     <w:p>
       <w:pPr>
@@ -36065,7 +35912,23 @@
           <w:sz w:val="20"/>
           <w:szCs w:val="20"/>
         </w:rPr>
-        <w:t>Para que las diapositivas mantengan coherencia visual, sería ideal utilizar iconos de la misma familia gráfica (todos outline o todos sólidos) y emplear un color corporativo uniforme. Además, cada icono puede ir acompañado por una figura circular o cuadrada con esquinas redondeadas para reforzar la jerarquía visual y facilitar la identificación de cada característica. Esto hará que el contenido sea más atractivo y fácil de recordar.</w:t>
+        <w:t xml:space="preserve">Para que las diapositivas mantengan coherencia visual, sería ideal utilizar iconos de la misma familia gráfica (todos </w:t>
+      </w:r>
+      <w:proofErr w:type="spellStart"/>
+      <w:r>
+        <w:rPr>
+          <w:sz w:val="20"/>
+          <w:szCs w:val="20"/>
+        </w:rPr>
+        <w:t>outline</w:t>
+      </w:r>
+      <w:proofErr w:type="spellEnd"/>
+      <w:r>
+        <w:rPr>
+          <w:sz w:val="20"/>
+          <w:szCs w:val="20"/>
+        </w:rPr>
+        <w:t xml:space="preserve"> o todos sólidos) y emplear un color corporativo uniforme. Además, cada icono puede ir acompañado por una figura circular o cuadrada con esquinas redondeadas para reforzar la jerarquía visual y facilitar la identificación de cada característica. Esto hará que el contenido sea más atractivo y fácil de recordar.</w:t>
       </w:r>
     </w:p>
   </w:comment>
@@ -36724,7 +36587,23 @@
           <w:sz w:val="20"/>
           <w:szCs w:val="20"/>
         </w:rPr>
-        <w:t xml:space="preserve">Para que las diapositivas mantengan coherencia visual, sería ideal utilizar iconos de la misma familia gráfica (todos outline o todos sólidos) y emplear un color corporativo uniforme. </w:t>
+        <w:t xml:space="preserve">Para que las diapositivas mantengan coherencia visual, sería ideal utilizar iconos de la misma familia gráfica (todos </w:t>
+      </w:r>
+      <w:proofErr w:type="spellStart"/>
+      <w:r>
+        <w:rPr>
+          <w:sz w:val="20"/>
+          <w:szCs w:val="20"/>
+        </w:rPr>
+        <w:t>outline</w:t>
+      </w:r>
+      <w:proofErr w:type="spellEnd"/>
+      <w:r>
+        <w:rPr>
+          <w:sz w:val="20"/>
+          <w:szCs w:val="20"/>
+        </w:rPr>
+        <w:t xml:space="preserve"> o todos sólidos) y emplear un color corporativo uniforme. </w:t>
       </w:r>
     </w:p>
     <w:p/>
@@ -37142,7 +37021,23 @@
           <w:sz w:val="20"/>
           <w:szCs w:val="20"/>
         </w:rPr>
-        <w:t>Para que las diapositivas mantengan coherencia visual, sería ideal utilizar iconos de la misma familia gráfica (todos outline o todos sólidos) y emplear un color corporativo uniforme. Además, cada icono puede ir acompañado por una figura circular o cuadrada con esquinas redondeadas para reforzar la jerarquía visual y facilitar la identificación de cada característica. Esto hará que el contenido sea más atractivo y fácil de recordar.</w:t>
+        <w:t xml:space="preserve">Para que las diapositivas mantengan coherencia visual, sería ideal utilizar iconos de la misma familia gráfica (todos </w:t>
+      </w:r>
+      <w:proofErr w:type="spellStart"/>
+      <w:r>
+        <w:rPr>
+          <w:sz w:val="20"/>
+          <w:szCs w:val="20"/>
+        </w:rPr>
+        <w:t>outline</w:t>
+      </w:r>
+      <w:proofErr w:type="spellEnd"/>
+      <w:r>
+        <w:rPr>
+          <w:sz w:val="20"/>
+          <w:szCs w:val="20"/>
+        </w:rPr>
+        <w:t xml:space="preserve"> o todos sólidos) y emplear un color corporativo uniforme. Además, cada icono puede ir acompañado por una figura circular o cuadrada con esquinas redondeadas para reforzar la jerarquía visual y facilitar la identificación de cada característica. Esto hará que el contenido sea más atractivo y fácil de recordar.</w:t>
       </w:r>
     </w:p>
   </w:comment>
@@ -37625,7 +37520,39 @@
           <w:sz w:val="20"/>
           <w:szCs w:val="20"/>
         </w:rPr>
-        <w:t>experiencial, se sugiere que todos los iconos compartan el mismo estilo visual (outline o lineal) y que tengan un elemento común, por ejemplo un pequeño destello o una onda. Esto reforzará la idea de que los cuatro principios forman parte de una misma estrategia de experiencia de marca, en lugar de verse como conceptos aislados. Esta coherencia visual suele mejorar la comprensión y la recordación del contenido.</w:t>
+        <w:t>experiencial, se sugiere que todos los iconos compartan el mismo estilo visual (</w:t>
+      </w:r>
+      <w:proofErr w:type="spellStart"/>
+      <w:r>
+        <w:rPr>
+          <w:sz w:val="20"/>
+          <w:szCs w:val="20"/>
+        </w:rPr>
+        <w:t>outline</w:t>
+      </w:r>
+      <w:proofErr w:type="spellEnd"/>
+      <w:r>
+        <w:rPr>
+          <w:sz w:val="20"/>
+          <w:szCs w:val="20"/>
+        </w:rPr>
+        <w:t xml:space="preserve"> o lineal) y que tengan un elemento común, por </w:t>
+      </w:r>
+      <w:proofErr w:type="gramStart"/>
+      <w:r>
+        <w:rPr>
+          <w:sz w:val="20"/>
+          <w:szCs w:val="20"/>
+        </w:rPr>
+        <w:t>ejemplo</w:t>
+      </w:r>
+      <w:proofErr w:type="gramEnd"/>
+      <w:r>
+        <w:rPr>
+          <w:sz w:val="20"/>
+          <w:szCs w:val="20"/>
+        </w:rPr>
+        <w:t xml:space="preserve"> un pequeño destello o una onda. Esto reforzará la idea de que los cuatro principios forman parte de una misma estrategia de experiencia de marca, en lugar de verse como conceptos aislados. Esta coherencia visual suele mejorar la comprensión y la recordación del contenido.</w:t>
       </w:r>
     </w:p>
   </w:comment>
@@ -38100,7 +38027,23 @@
           <w:sz w:val="20"/>
           <w:szCs w:val="20"/>
         </w:rPr>
-        <w:t xml:space="preserve">En éste diseño sugiero una tarjeta central en donde el consumidor se aleje de la experiencia y cuatro tarjetas que definan las cuatro dimensiones relacionadas, conectándose con el concepto central. </w:t>
+        <w:t xml:space="preserve">En </w:t>
+      </w:r>
+      <w:proofErr w:type="gramStart"/>
+      <w:r>
+        <w:rPr>
+          <w:sz w:val="20"/>
+          <w:szCs w:val="20"/>
+        </w:rPr>
+        <w:t>éste</w:t>
+      </w:r>
+      <w:proofErr w:type="gramEnd"/>
+      <w:r>
+        <w:rPr>
+          <w:sz w:val="20"/>
+          <w:szCs w:val="20"/>
+        </w:rPr>
+        <w:t xml:space="preserve"> diseño sugiero una tarjeta central en donde el consumidor se aleje de la experiencia y cuatro tarjetas que definan las cuatro dimensiones relacionadas, conectándose con el concepto central. </w:t>
       </w:r>
     </w:p>
     <w:p/>
@@ -38110,7 +38053,23 @@
           <w:sz w:val="20"/>
           <w:szCs w:val="20"/>
         </w:rPr>
-        <w:t xml:space="preserve">Para que las diapositivas mantengan coherencia visual, sería ideal utilizar iconos de la misma familia gráfica (todos outline o todos sólidos) y emplear un color corporativo uniforme. </w:t>
+        <w:t xml:space="preserve">Para que las diapositivas mantengan coherencia visual, sería ideal utilizar iconos de la misma familia gráfica (todos </w:t>
+      </w:r>
+      <w:proofErr w:type="spellStart"/>
+      <w:r>
+        <w:rPr>
+          <w:sz w:val="20"/>
+          <w:szCs w:val="20"/>
+        </w:rPr>
+        <w:t>outline</w:t>
+      </w:r>
+      <w:proofErr w:type="spellEnd"/>
+      <w:r>
+        <w:rPr>
+          <w:sz w:val="20"/>
+          <w:szCs w:val="20"/>
+        </w:rPr>
+        <w:t xml:space="preserve"> o todos sólidos) y emplear un color corporativo uniforme. </w:t>
       </w:r>
     </w:p>
     <w:p/>
@@ -38816,7 +38775,23 @@
           <w:sz w:val="20"/>
           <w:szCs w:val="20"/>
         </w:rPr>
-        <w:t xml:space="preserve">Para que las diapositivas mantengan coherencia visual, sería ideal utilizar iconos de la misma familia gráfica (todos outline o todos sólidos) y emplear un color corporativo uniforme. </w:t>
+        <w:t xml:space="preserve">Para que las diapositivas mantengan coherencia visual, sería ideal utilizar iconos de la misma familia gráfica (todos </w:t>
+      </w:r>
+      <w:proofErr w:type="spellStart"/>
+      <w:r>
+        <w:rPr>
+          <w:sz w:val="20"/>
+          <w:szCs w:val="20"/>
+        </w:rPr>
+        <w:t>outline</w:t>
+      </w:r>
+      <w:proofErr w:type="spellEnd"/>
+      <w:r>
+        <w:rPr>
+          <w:sz w:val="20"/>
+          <w:szCs w:val="20"/>
+        </w:rPr>
+        <w:t xml:space="preserve"> o todos sólidos) y emplear un color corporativo uniforme. </w:t>
       </w:r>
     </w:p>
     <w:p/>
@@ -38893,6 +38868,7 @@
         </w:rPr>
         <w:t xml:space="preserve">El </w:t>
       </w:r>
+      <w:proofErr w:type="spellStart"/>
       <w:r>
         <w:rPr>
           <w:i/>
@@ -38901,105 +38877,9 @@
           <w:sz w:val="20"/>
           <w:szCs w:val="20"/>
         </w:rPr>
-        <w:t xml:space="preserve">storytelling </w:t>
-      </w:r>
-      <w:r>
-        <w:rPr>
-          <w:color w:val="000000"/>
-          <w:sz w:val="20"/>
-          <w:szCs w:val="20"/>
-        </w:rPr>
-        <w:t>busca generar una conexión emocional entre la marca y el consumidor mediante historias que despiertan sentimientos, transmiten experiencias y favorecen la identificación con el mensaje. Una narrativa emocional fortalece la recordación y hace que la experiencia sea más significativa.</w:t>
-      </w:r>
-    </w:p>
-    <w:p>
-      <w:r>
-        <w:rPr>
-          <w:color w:val="000000"/>
-          <w:sz w:val="20"/>
-          <w:szCs w:val="20"/>
-        </w:rPr>
-        <w:t> </w:t>
-      </w:r>
-    </w:p>
-    <w:p>
-      <w:r>
-        <w:rPr>
-          <w:b/>
-          <w:bCs/>
-          <w:color w:val="000000"/>
-          <w:sz w:val="20"/>
-          <w:szCs w:val="20"/>
-        </w:rPr>
-        <w:t>Idea clave</w:t>
-      </w:r>
-    </w:p>
-    <w:p>
-      <w:r>
-        <w:rPr>
-          <w:color w:val="000000"/>
-          <w:sz w:val="20"/>
-          <w:szCs w:val="20"/>
-        </w:rPr>
-        <w:t>Las emociones convierten una historia en una experiencia memorable para el consumidor.</w:t>
-      </w:r>
-    </w:p>
-    <w:p>
-      <w:r>
-        <w:rPr>
-          <w:color w:val="000000"/>
-          <w:sz w:val="20"/>
-          <w:szCs w:val="20"/>
-        </w:rPr>
-        <w:t> </w:t>
-      </w:r>
-    </w:p>
-    <w:p>
-      <w:r>
-        <w:rPr>
-          <w:b/>
-          <w:bCs/>
-          <w:color w:val="000000"/>
-          <w:sz w:val="20"/>
-          <w:szCs w:val="20"/>
-        </w:rPr>
-        <w:t>ACORDEÓN 2</w:t>
-      </w:r>
-    </w:p>
-    <w:p/>
-    <w:p>
-      <w:r>
-        <w:rPr>
-          <w:b/>
-          <w:bCs/>
-          <w:color w:val="000000"/>
-          <w:sz w:val="20"/>
-          <w:szCs w:val="20"/>
-        </w:rPr>
-        <w:t>Dimensión coherente</w:t>
-      </w:r>
-    </w:p>
-    <w:p>
-      <w:r>
-        <w:rPr>
-          <w:b/>
-          <w:bCs/>
-          <w:color w:val="000000"/>
-          <w:sz w:val="20"/>
-          <w:szCs w:val="20"/>
-        </w:rPr>
-        <w:t> </w:t>
-      </w:r>
-    </w:p>
-    <w:p>
-      <w:r>
-        <w:rPr>
-          <w:color w:val="000000"/>
-          <w:sz w:val="20"/>
-          <w:szCs w:val="20"/>
-        </w:rPr>
-        <w:t>Un</w:t>
-      </w:r>
+        <w:t>storytelling</w:t>
+      </w:r>
+      <w:proofErr w:type="spellEnd"/>
       <w:r>
         <w:rPr>
           <w:i/>
@@ -39008,15 +38888,15 @@
           <w:sz w:val="20"/>
           <w:szCs w:val="20"/>
         </w:rPr>
-        <w:t xml:space="preserve"> storytelling </w:t>
-      </w:r>
-      <w:r>
-        <w:rPr>
-          <w:color w:val="000000"/>
-          <w:sz w:val="20"/>
-          <w:szCs w:val="20"/>
-        </w:rPr>
-        <w:t>efectivo mantiene coherencia entre la historia, la identidad, los valores y el propósito de la marca. Cada mensaje debe transmitir una narrativa consistente en todos los puntos de contacto, fortaleciendo la confianza y el reconocimiento por parte del consumidor.</w:t>
+        <w:t xml:space="preserve"> </w:t>
+      </w:r>
+      <w:r>
+        <w:rPr>
+          <w:color w:val="000000"/>
+          <w:sz w:val="20"/>
+          <w:szCs w:val="20"/>
+        </w:rPr>
+        <w:t>busca generar una conexión emocional entre la marca y el consumidor mediante historias que despiertan sentimientos, transmiten experiencias y favorecen la identificación con el mensaje. Una narrativa emocional fortalece la recordación y hace que la experiencia sea más significativa.</w:t>
       </w:r>
     </w:p>
     <w:p>
@@ -39048,7 +38928,7 @@
           <w:sz w:val="20"/>
           <w:szCs w:val="20"/>
         </w:rPr>
-        <w:t>La coherencia fortalece la identidad de la marca y genera confianza en el consumidor.</w:t>
+        <w:t>Las emociones convierten una historia en una experiencia memorable para el consumidor.</w:t>
       </w:r>
     </w:p>
     <w:p>
@@ -39070,7 +38950,7 @@
           <w:sz w:val="20"/>
           <w:szCs w:val="20"/>
         </w:rPr>
-        <w:t>ACORDEÓN 3.</w:t>
+        <w:t>ACORDEÓN 2</w:t>
       </w:r>
     </w:p>
     <w:p/>
@@ -39083,7 +38963,7 @@
           <w:sz w:val="20"/>
           <w:szCs w:val="20"/>
         </w:rPr>
-        <w:t>Dimensión auténtica</w:t>
+        <w:t>Dimensión coherente</w:t>
       </w:r>
     </w:p>
     <w:p>
@@ -39105,7 +38985,7 @@
           <w:sz w:val="20"/>
           <w:szCs w:val="20"/>
         </w:rPr>
-        <w:t xml:space="preserve">El </w:t>
+        <w:t>Un</w:t>
       </w:r>
       <w:r>
         <w:rPr>
@@ -39115,8 +38995,139 @@
           <w:sz w:val="20"/>
           <w:szCs w:val="20"/>
         </w:rPr>
+        <w:t xml:space="preserve"> </w:t>
+      </w:r>
+      <w:proofErr w:type="spellStart"/>
+      <w:r>
+        <w:rPr>
+          <w:i/>
+          <w:iCs/>
+          <w:color w:val="000000"/>
+          <w:sz w:val="20"/>
+          <w:szCs w:val="20"/>
+        </w:rPr>
         <w:t>storytelling</w:t>
       </w:r>
+      <w:proofErr w:type="spellEnd"/>
+      <w:r>
+        <w:rPr>
+          <w:i/>
+          <w:iCs/>
+          <w:color w:val="000000"/>
+          <w:sz w:val="20"/>
+          <w:szCs w:val="20"/>
+        </w:rPr>
+        <w:t xml:space="preserve"> </w:t>
+      </w:r>
+      <w:r>
+        <w:rPr>
+          <w:color w:val="000000"/>
+          <w:sz w:val="20"/>
+          <w:szCs w:val="20"/>
+        </w:rPr>
+        <w:t>efectivo mantiene coherencia entre la historia, la identidad, los valores y el propósito de la marca. Cada mensaje debe transmitir una narrativa consistente en todos los puntos de contacto, fortaleciendo la confianza y el reconocimiento por parte del consumidor.</w:t>
+      </w:r>
+    </w:p>
+    <w:p>
+      <w:r>
+        <w:rPr>
+          <w:color w:val="000000"/>
+          <w:sz w:val="20"/>
+          <w:szCs w:val="20"/>
+        </w:rPr>
+        <w:t> </w:t>
+      </w:r>
+    </w:p>
+    <w:p>
+      <w:r>
+        <w:rPr>
+          <w:b/>
+          <w:bCs/>
+          <w:color w:val="000000"/>
+          <w:sz w:val="20"/>
+          <w:szCs w:val="20"/>
+        </w:rPr>
+        <w:t>Idea clave</w:t>
+      </w:r>
+    </w:p>
+    <w:p>
+      <w:r>
+        <w:rPr>
+          <w:color w:val="000000"/>
+          <w:sz w:val="20"/>
+          <w:szCs w:val="20"/>
+        </w:rPr>
+        <w:t>La coherencia fortalece la identidad de la marca y genera confianza en el consumidor.</w:t>
+      </w:r>
+    </w:p>
+    <w:p>
+      <w:r>
+        <w:rPr>
+          <w:color w:val="000000"/>
+          <w:sz w:val="20"/>
+          <w:szCs w:val="20"/>
+        </w:rPr>
+        <w:t> </w:t>
+      </w:r>
+    </w:p>
+    <w:p>
+      <w:r>
+        <w:rPr>
+          <w:b/>
+          <w:bCs/>
+          <w:color w:val="000000"/>
+          <w:sz w:val="20"/>
+          <w:szCs w:val="20"/>
+        </w:rPr>
+        <w:t>ACORDEÓN 3.</w:t>
+      </w:r>
+    </w:p>
+    <w:p/>
+    <w:p>
+      <w:r>
+        <w:rPr>
+          <w:b/>
+          <w:bCs/>
+          <w:color w:val="000000"/>
+          <w:sz w:val="20"/>
+          <w:szCs w:val="20"/>
+        </w:rPr>
+        <w:t>Dimensión auténtica</w:t>
+      </w:r>
+    </w:p>
+    <w:p>
+      <w:r>
+        <w:rPr>
+          <w:b/>
+          <w:bCs/>
+          <w:color w:val="000000"/>
+          <w:sz w:val="20"/>
+          <w:szCs w:val="20"/>
+        </w:rPr>
+        <w:t> </w:t>
+      </w:r>
+    </w:p>
+    <w:p>
+      <w:r>
+        <w:rPr>
+          <w:color w:val="000000"/>
+          <w:sz w:val="20"/>
+          <w:szCs w:val="20"/>
+        </w:rPr>
+        <w:t xml:space="preserve">El </w:t>
+      </w:r>
+      <w:proofErr w:type="spellStart"/>
+      <w:r>
+        <w:rPr>
+          <w:i/>
+          <w:iCs/>
+          <w:color w:val="000000"/>
+          <w:sz w:val="20"/>
+          <w:szCs w:val="20"/>
+        </w:rPr>
+        <w:t>storytelling</w:t>
+      </w:r>
+      <w:proofErr w:type="spellEnd"/>
       <w:r>
         <w:rPr>
           <w:color w:val="000000"/>
@@ -39314,8 +39325,17 @@
           <w:sz w:val="20"/>
           <w:szCs w:val="20"/>
         </w:rPr>
-        <w:t>IMAGEN DE REFERENCIA, creada con IA - ChatGPT</w:t>
-      </w:r>
+        <w:t xml:space="preserve">IMAGEN DE REFERENCIA, creada con IA - </w:t>
+      </w:r>
+      <w:proofErr w:type="spellStart"/>
+      <w:r>
+        <w:rPr>
+          <w:sz w:val="20"/>
+          <w:szCs w:val="20"/>
+        </w:rPr>
+        <w:t>ChatGPT</w:t>
+      </w:r>
+      <w:proofErr w:type="spellEnd"/>
     </w:p>
   </w:comment>
   <w:comment w:id="77" w:author="Nicolás Cruz Ríos" w:date="2025-08-20T10:30:00Z" w:initials="NC">
@@ -39419,7 +39439,39 @@
           <w:sz w:val="20"/>
           <w:szCs w:val="20"/>
         </w:rPr>
-        <w:t>experiencial, se sugiere que todos los iconos compartan el mismo estilo visual (outline o lineal) y que tengan un elemento común, por ejemplo un pequeño destello o una onda. Esto reforzará la idea de que los cuatro principios forman parte de una misma estrategia de experiencia de marca, en lugar de verse como conceptos aislados. Esta coherencia visual suele mejorar la comprensión y la recordación del contenido.</w:t>
+        <w:t>experiencial, se sugiere que todos los iconos compartan el mismo estilo visual (</w:t>
+      </w:r>
+      <w:proofErr w:type="spellStart"/>
+      <w:r>
+        <w:rPr>
+          <w:sz w:val="20"/>
+          <w:szCs w:val="20"/>
+        </w:rPr>
+        <w:t>outline</w:t>
+      </w:r>
+      <w:proofErr w:type="spellEnd"/>
+      <w:r>
+        <w:rPr>
+          <w:sz w:val="20"/>
+          <w:szCs w:val="20"/>
+        </w:rPr>
+        <w:t xml:space="preserve"> o lineal) y que tengan un elemento común, por </w:t>
+      </w:r>
+      <w:proofErr w:type="gramStart"/>
+      <w:r>
+        <w:rPr>
+          <w:sz w:val="20"/>
+          <w:szCs w:val="20"/>
+        </w:rPr>
+        <w:t>ejemplo</w:t>
+      </w:r>
+      <w:proofErr w:type="gramEnd"/>
+      <w:r>
+        <w:rPr>
+          <w:sz w:val="20"/>
+          <w:szCs w:val="20"/>
+        </w:rPr>
+        <w:t xml:space="preserve"> un pequeño destello o una onda. Esto reforzará la idea de que los cuatro principios forman parte de una misma estrategia de experiencia de marca, en lugar de verse como conceptos aislados. Esta coherencia visual suele mejorar la comprensión y la recordación del contenido.</w:t>
       </w:r>
     </w:p>
   </w:comment>
@@ -39852,7 +39904,23 @@
           <w:sz w:val="20"/>
           <w:szCs w:val="20"/>
         </w:rPr>
-        <w:t xml:space="preserve">Para que las diapositivas mantengan coherencia visual, sería ideal utilizar iconos de la misma familia gráfica (todos outline o todos sólidos) y emplear un color corporativo uniforme. </w:t>
+        <w:t xml:space="preserve">Para que las diapositivas mantengan coherencia visual, sería ideal utilizar iconos de la misma familia gráfica (todos </w:t>
+      </w:r>
+      <w:proofErr w:type="spellStart"/>
+      <w:r>
+        <w:rPr>
+          <w:sz w:val="20"/>
+          <w:szCs w:val="20"/>
+        </w:rPr>
+        <w:t>outline</w:t>
+      </w:r>
+      <w:proofErr w:type="spellEnd"/>
+      <w:r>
+        <w:rPr>
+          <w:sz w:val="20"/>
+          <w:szCs w:val="20"/>
+        </w:rPr>
+        <w:t xml:space="preserve"> o todos sólidos) y emplear un color corporativo uniforme. </w:t>
       </w:r>
     </w:p>
     <w:p/>
@@ -40368,77 +40436,7 @@
       </w:hyperlink>
     </w:p>
   </w:comment>
-  <w:comment w:id="92" w:author="Maria Fernanda Morales Angulo" w:date="2026-07-06T16:28:00Z" w:initials="MFMA">
-    <w:p>
-      <w:r>
-        <w:rPr>
-          <w:rStyle w:val="Refdecomentario"/>
-        </w:rPr>
-        <w:annotationRef/>
-      </w:r>
-      <w:r>
-        <w:rPr>
-          <w:sz w:val="20"/>
-          <w:szCs w:val="20"/>
-        </w:rPr>
-        <w:t>NOTA PARA EL DISEÑADOR:</w:t>
-      </w:r>
-    </w:p>
-    <w:p/>
-    <w:p>
-      <w:r>
-        <w:rPr>
-          <w:sz w:val="20"/>
-          <w:szCs w:val="20"/>
-        </w:rPr>
-        <w:t xml:space="preserve">Se sugiere crear o diseñar una ilustración estilo vectorial moderno donde un equipo de </w:t>
-      </w:r>
-      <w:r>
-        <w:rPr>
-          <w:i/>
-          <w:iCs/>
-          <w:sz w:val="20"/>
-          <w:szCs w:val="20"/>
-        </w:rPr>
-        <w:t>marketing</w:t>
-      </w:r>
-      <w:r>
-        <w:rPr>
-          <w:sz w:val="20"/>
-          <w:szCs w:val="20"/>
-        </w:rPr>
-        <w:t xml:space="preserve"> analiza un panel de indicadores de gestión (gráficos de satisfacción, permanencia, recompra y ventas) mientras, al fondo, se observa una tienda de ropa con un cliente siendo atendido por un asesor. La composición debe transmitir que los datos obtenidos de la experiencia del cliente se utilizan para tomar decisiones estratégicas que mejoran el servicio. Colores cálidos, ambiente profesional, estilo limpio y coherente con materiales de formación del SENA.</w:t>
-      </w:r>
-    </w:p>
-  </w:comment>
-  <w:comment w:id="93" w:author="Maria Fernanda Morales Angulo" w:date="2026-07-06T16:27:00Z" w:initials="MFMA">
-    <w:p>
-      <w:r>
-        <w:rPr>
-          <w:rStyle w:val="Refdecomentario"/>
-        </w:rPr>
-        <w:annotationRef/>
-      </w:r>
-      <w:r>
-        <w:rPr>
-          <w:sz w:val="20"/>
-          <w:szCs w:val="20"/>
-        </w:rPr>
-        <w:t>NOTA OARA EL DISEÑADOR:</w:t>
-      </w:r>
-    </w:p>
-    <w:p/>
-    <w:p>
-      <w:r>
-        <w:rPr>
-          <w:sz w:val="20"/>
-          <w:szCs w:val="20"/>
-        </w:rPr>
-        <w:t xml:space="preserve">Colocar este texto en un cuadro destacado. </w:t>
-      </w:r>
-    </w:p>
-  </w:comment>
-  <w:comment w:id="95" w:author="Nicolás Cruz Ríos" w:date="2025-08-20T10:30:00Z" w:initials="NC">
+  <w:comment w:id="93" w:author="Nicolás Cruz Ríos" w:date="2025-08-20T10:30:00Z" w:initials="NC">
     <w:p>
       <w:pPr>
         <w:pStyle w:val="Textocomentario"/>
@@ -40459,7 +40457,7 @@
       </w:hyperlink>
     </w:p>
   </w:comment>
-  <w:comment w:id="97" w:author="Maria Fernanda Morales Angulo" w:date="2026-07-06T16:44:00Z" w:initials="MFMA">
+  <w:comment w:id="95" w:author="Maria Fernanda Morales Angulo" w:date="2026-07-06T16:44:00Z" w:initials="MFMA">
     <w:p>
       <w:r>
         <w:rPr>
@@ -40486,6 +40484,7 @@
         </w:rPr>
         <w:t xml:space="preserve">La ilustración muestra la estructura jerárquica que sintetiza el contenido del componente formativo “Estrategia experiencial”, el cual se organiza en cinco unidades. Inicia con el capítulo uno abordando la temática de proveedores de experiencia, allí se abordan los conceptos de comunicación, identidad de marca, producto, empleados, entorno digital, </w:t>
       </w:r>
+      <w:proofErr w:type="spellStart"/>
       <w:r>
         <w:rPr>
           <w:i/>
@@ -40495,6 +40494,7 @@
         </w:rPr>
         <w:t>cobranding</w:t>
       </w:r>
+      <w:proofErr w:type="spellEnd"/>
       <w:r>
         <w:rPr>
           <w:sz w:val="20"/>
@@ -40502,6 +40502,7 @@
         </w:rPr>
         <w:t xml:space="preserve"> y punto de venta. El capítulo dos, aborda matriz experiencial, en donde se ve concepto, elementos y características. El capítulo tres desarrolla dominios de experiencia, abordando las temáticas de conceptos, principios, dimensiones y aplicaciones. El capítulo cuatro desarrolla la temática de </w:t>
       </w:r>
+      <w:proofErr w:type="spellStart"/>
       <w:r>
         <w:rPr>
           <w:i/>
@@ -40511,6 +40512,7 @@
         </w:rPr>
         <w:t>Storytelling</w:t>
       </w:r>
+      <w:proofErr w:type="spellEnd"/>
       <w:r>
         <w:rPr>
           <w:sz w:val="20"/>
@@ -40540,7 +40542,7 @@
 </file>
 
 <file path=word/commentsExtended.xml><?xml version="1.0" encoding="utf-8"?>
-<w15:commentsEx xmlns:wpc="http://schemas.microsoft.com/office/word/2010/wordprocessingCanvas" xmlns:cx="http://schemas.microsoft.com/office/drawing/2014/chartex" xmlns:cx1="http://schemas.microsoft.com/office/drawing/2015/9/8/chartex" xmlns:cx2="http://schemas.microsoft.com/office/drawing/2015/10/21/chartex" xmlns:cx3="http://schemas.microsoft.com/office/drawing/2016/5/9/chartex" xmlns:cx4="http://schemas.microsoft.com/office/drawing/2016/5/10/chartex" xmlns:cx5="http://schemas.microsoft.com/office/drawing/2016/5/11/chartex" xmlns:cx6="http://schemas.microsoft.com/office/drawing/2016/5/12/chartex" xmlns:cx7="http://schemas.microsoft.com/office/drawing/2016/5/13/chartex" xmlns:cx8="http://schemas.microsoft.com/office/drawing/2016/5/14/chartex" xmlns:mc="http://schemas.openxmlformats.org/markup-compatibility/2006" xmlns:m="http://schemas.openxmlformats.org/officeDocument/2006/math" xmlns:aink="http://schemas.microsoft.com/office/drawing/2016/ink" xmlns:am3d="http://schemas.microsoft.com/office/drawing/2017/model3d" xmlns:oel="http://schemas.microsoft.com/office/2019/extlst" xmlns:r="http://schemas.openxmlformats.org/officeDocument/2006/relationships" xmlns:wp14="http://schemas.microsoft.com/office/word/2010/wordprocessingDrawing" xmlns:wp="http://schemas.openxmlformats.org/drawingml/2006/wordprocessingDrawing" xmlns:wpg="http://schemas.microsoft.com/office/word/2010/wordprocessingGroup" xmlns:wpi="http://schemas.microsoft.com/office/word/2010/wordprocessingInk" xmlns:wps="http://schemas.microsoft.com/office/word/2010/wordprocessingShape" xmlns:o="urn:schemas-microsoft-com:office:office" xmlns:v="urn:schemas-microsoft-com:vml" xmlns:w10="urn:schemas-microsoft-com:office:word" xmlns:w="http://schemas.openxmlformats.org/wordprocessingml/2006/main" xmlns:w14="http://schemas.microsoft.com/office/word/2010/wordml" xmlns:w15="http://schemas.microsoft.com/office/word/2012/wordml" xmlns:w16cex="http://schemas.microsoft.com/office/word/2018/wordml/cex" xmlns:w16cid="http://schemas.microsoft.com/office/word/2016/wordml/cid" xmlns:w16="http://schemas.microsoft.com/office/word/2018/wordml" xmlns:w16sdtdh="http://schemas.microsoft.com/office/word/2020/wordml/sdtdatahash" xmlns:w16sdtfl="http://schemas.microsoft.com/office/word/2024/wordml/sdtformatlock" xmlns:w16se="http://schemas.microsoft.com/office/word/2015/wordml/symex" xmlns:w16du="http://schemas.microsoft.com/office/word/2023/wordml/word16du" xmlns:wne="http://schemas.microsoft.com/office/word/2006/wordml" mc:Ignorable="w14 w15 w16se w16cid w16 w16cex w16sdtdh w16sdtfl w16du wp14">
+<w15:commentsEx xmlns:wpc="http://schemas.microsoft.com/office/word/2010/wordprocessingCanvas" xmlns:cx="http://schemas.microsoft.com/office/drawing/2014/chartex" xmlns:cx1="http://schemas.microsoft.com/office/drawing/2015/9/8/chartex" xmlns:cx2="http://schemas.microsoft.com/office/drawing/2015/10/21/chartex" xmlns:cx3="http://schemas.microsoft.com/office/drawing/2016/5/9/chartex" xmlns:cx4="http://schemas.microsoft.com/office/drawing/2016/5/10/chartex" xmlns:cx5="http://schemas.microsoft.com/office/drawing/2016/5/11/chartex" xmlns:cx6="http://schemas.microsoft.com/office/drawing/2016/5/12/chartex" xmlns:cx7="http://schemas.microsoft.com/office/drawing/2016/5/13/chartex" xmlns:cx8="http://schemas.microsoft.com/office/drawing/2016/5/14/chartex" xmlns:mc="http://schemas.openxmlformats.org/markup-compatibility/2006" xmlns:aink="http://schemas.microsoft.com/office/drawing/2016/ink" xmlns:am3d="http://schemas.microsoft.com/office/drawing/2017/model3d" xmlns:o="urn:schemas-microsoft-com:office:office" xmlns:r="http://schemas.openxmlformats.org/officeDocument/2006/relationships" xmlns:m="http://schemas.openxmlformats.org/officeDocument/2006/math" xmlns:v="urn:schemas-microsoft-com:vml" xmlns:wp14="http://schemas.microsoft.com/office/word/2010/wordprocessingDrawing" xmlns:wp="http://schemas.openxmlformats.org/drawingml/2006/wordprocessingDrawing" xmlns:w10="urn:schemas-microsoft-com:office:word" xmlns:w="http://schemas.openxmlformats.org/wordprocessingml/2006/main" xmlns:w14="http://schemas.microsoft.com/office/word/2010/wordml" xmlns:w15="http://schemas.microsoft.com/office/word/2012/wordml" xmlns:w16cex="http://schemas.microsoft.com/office/word/2018/wordml/cex" xmlns:w16cid="http://schemas.microsoft.com/office/word/2016/wordml/cid" xmlns:w16="http://schemas.microsoft.com/office/word/2018/wordml" xmlns:w16sdtdh="http://schemas.microsoft.com/office/word/2020/wordml/sdtdatahash" xmlns:w16se="http://schemas.microsoft.com/office/word/2015/wordml/symex" xmlns:wpg="http://schemas.microsoft.com/office/word/2010/wordprocessingGroup" xmlns:wpi="http://schemas.microsoft.com/office/word/2010/wordprocessingInk" xmlns:wne="http://schemas.microsoft.com/office/word/2006/wordml" xmlns:wps="http://schemas.microsoft.com/office/word/2010/wordprocessingShape" mc:Ignorable="w14 w15 w16se w16cid w16 w16cex w16sdtdh wp14">
   <w15:commentEx w15:paraId="14033DA9" w15:done="0"/>
   <w15:commentEx w15:paraId="27EFF7B0" w15:done="0"/>
   <w15:commentEx w15:paraId="3507E38B" w15:done="0"/>
@@ -40587,15 +40589,13 @@
   <w15:commentEx w15:paraId="6915E469" w15:done="0"/>
   <w15:commentEx w15:paraId="61934217" w15:done="0"/>
   <w15:commentEx w15:paraId="1F60B5D3" w15:done="0"/>
-  <w15:commentEx w15:paraId="0D20C291" w15:done="0"/>
-  <w15:commentEx w15:paraId="2261347C" w15:done="0"/>
   <w15:commentEx w15:paraId="3D2DF200" w15:done="0"/>
   <w15:commentEx w15:paraId="2D39147A" w15:done="0"/>
 </w15:commentsEx>
 </file>
 
 <file path=word/commentsExtensible.xml><?xml version="1.0" encoding="utf-8"?>
-<w16cex:commentsExtensible xmlns:wpc="http://schemas.microsoft.com/office/word/2010/wordprocessingCanvas" xmlns:cx="http://schemas.microsoft.com/office/drawing/2014/chartex" xmlns:cx1="http://schemas.microsoft.com/office/drawing/2015/9/8/chartex" xmlns:cx2="http://schemas.microsoft.com/office/drawing/2015/10/21/chartex" xmlns:cx3="http://schemas.microsoft.com/office/drawing/2016/5/9/chartex" xmlns:cx4="http://schemas.microsoft.com/office/drawing/2016/5/10/chartex" xmlns:cx5="http://schemas.microsoft.com/office/drawing/2016/5/11/chartex" xmlns:cx6="http://schemas.microsoft.com/office/drawing/2016/5/12/chartex" xmlns:cx7="http://schemas.microsoft.com/office/drawing/2016/5/13/chartex" xmlns:cx8="http://schemas.microsoft.com/office/drawing/2016/5/14/chartex" xmlns:cr="http://schemas.microsoft.com/office/comments/2020/reactions" xmlns:mc="http://schemas.openxmlformats.org/markup-compatibility/2006" xmlns:m="http://schemas.openxmlformats.org/officeDocument/2006/math" xmlns:aink="http://schemas.microsoft.com/office/drawing/2016/ink" xmlns:am3d="http://schemas.microsoft.com/office/drawing/2017/model3d" xmlns:oel="http://schemas.microsoft.com/office/2019/extlst" xmlns:r="http://schemas.openxmlformats.org/officeDocument/2006/relationships" xmlns:wp14="http://schemas.microsoft.com/office/word/2010/wordprocessingDrawing" xmlns:wp="http://schemas.openxmlformats.org/drawingml/2006/wordprocessingDrawing" xmlns:wpg="http://schemas.microsoft.com/office/word/2010/wordprocessingGroup" xmlns:wpi="http://schemas.microsoft.com/office/word/2010/wordprocessingInk" xmlns:wps="http://schemas.microsoft.com/office/word/2010/wordprocessingShape" xmlns:o="urn:schemas-microsoft-com:office:office" xmlns:v="urn:schemas-microsoft-com:vml" xmlns:w10="urn:schemas-microsoft-com:office:word" xmlns:w="http://schemas.openxmlformats.org/wordprocessingml/2006/main" xmlns:w14="http://schemas.microsoft.com/office/word/2010/wordml" xmlns:w15="http://schemas.microsoft.com/office/word/2012/wordml" xmlns:w16cex="http://schemas.microsoft.com/office/word/2018/wordml/cex" xmlns:w16cid="http://schemas.microsoft.com/office/word/2016/wordml/cid" xmlns:w16="http://schemas.microsoft.com/office/word/2018/wordml" xmlns:w16sdtdh="http://schemas.microsoft.com/office/word/2020/wordml/sdtdatahash" xmlns:w16sdtfl="http://schemas.microsoft.com/office/word/2024/wordml/sdtformatlock" xmlns:w16se="http://schemas.microsoft.com/office/word/2015/wordml/symex" xmlns:w16du="http://schemas.microsoft.com/office/word/2023/wordml/word16du" xmlns:wne="http://schemas.microsoft.com/office/word/2006/wordml" mc:Ignorable="w14 w15 w16se w16cid w16 w16cex w16sdtdh w16sdtfl cr w16du wp14">
+<w16cex:commentsExtensible xmlns:wpc="http://schemas.microsoft.com/office/word/2010/wordprocessingCanvas" xmlns:cx="http://schemas.microsoft.com/office/drawing/2014/chartex" xmlns:cx1="http://schemas.microsoft.com/office/drawing/2015/9/8/chartex" xmlns:cx2="http://schemas.microsoft.com/office/drawing/2015/10/21/chartex" xmlns:cx3="http://schemas.microsoft.com/office/drawing/2016/5/9/chartex" xmlns:cx4="http://schemas.microsoft.com/office/drawing/2016/5/10/chartex" xmlns:cx5="http://schemas.microsoft.com/office/drawing/2016/5/11/chartex" xmlns:cx6="http://schemas.microsoft.com/office/drawing/2016/5/12/chartex" xmlns:cx7="http://schemas.microsoft.com/office/drawing/2016/5/13/chartex" xmlns:cx8="http://schemas.microsoft.com/office/drawing/2016/5/14/chartex" xmlns:mc="http://schemas.openxmlformats.org/markup-compatibility/2006" xmlns:aink="http://schemas.microsoft.com/office/drawing/2016/ink" xmlns:am3d="http://schemas.microsoft.com/office/drawing/2017/model3d" xmlns:o="urn:schemas-microsoft-com:office:office" xmlns:r="http://schemas.openxmlformats.org/officeDocument/2006/relationships" xmlns:m="http://schemas.openxmlformats.org/officeDocument/2006/math" xmlns:v="urn:schemas-microsoft-com:vml" xmlns:wp14="http://schemas.microsoft.com/office/word/2010/wordprocessingDrawing" xmlns:wp="http://schemas.openxmlformats.org/drawingml/2006/wordprocessingDrawing" xmlns:w10="urn:schemas-microsoft-com:office:word" xmlns:w="http://schemas.openxmlformats.org/wordprocessingml/2006/main" xmlns:w14="http://schemas.microsoft.com/office/word/2010/wordml" xmlns:w15="http://schemas.microsoft.com/office/word/2012/wordml" xmlns:w16cex="http://schemas.microsoft.com/office/word/2018/wordml/cex" xmlns:w16cid="http://schemas.microsoft.com/office/word/2016/wordml/cid" xmlns:w16="http://schemas.microsoft.com/office/word/2018/wordml" xmlns:w16sdtdh="http://schemas.microsoft.com/office/word/2020/wordml/sdtdatahash" xmlns:w16se="http://schemas.microsoft.com/office/word/2015/wordml/symex" xmlns:wpg="http://schemas.microsoft.com/office/word/2010/wordprocessingGroup" xmlns:wpi="http://schemas.microsoft.com/office/word/2010/wordprocessingInk" xmlns:wne="http://schemas.microsoft.com/office/word/2006/wordml" xmlns:wps="http://schemas.microsoft.com/office/word/2010/wordprocessingShape" mc:Ignorable="w14 w15 w16se w16cid w16 w16cex w16sdtdh wp14">
   <w16cex:commentExtensible w16cex:durableId="0A99E8BF" w16cex:dateUtc="2026-04-13T21:30:00Z"/>
   <w16cex:commentExtensible w16cex:durableId="0A5A15B6" w16cex:dateUtc="2026-04-13T21:30:00Z"/>
   <w16cex:commentExtensible w16cex:durableId="6206EFD9" w16cex:dateUtc="2025-05-21T11:35:00Z"/>
@@ -40642,15 +40642,13 @@
   <w16cex:commentExtensible w16cex:durableId="12FC17BA" w16cex:dateUtc="2026-06-30T22:30:00Z"/>
   <w16cex:commentExtensible w16cex:durableId="4A41CE1E" w16cex:dateUtc="2026-02-13T14:31:00Z"/>
   <w16cex:commentExtensible w16cex:durableId="2CB6508F" w16cex:dateUtc="2026-02-13T14:31:00Z"/>
-  <w16cex:commentExtensible w16cex:durableId="72A25D33" w16cex:dateUtc="2026-07-06T21:28:00Z"/>
-  <w16cex:commentExtensible w16cex:durableId="5843D7ED" w16cex:dateUtc="2026-07-06T21:27:00Z"/>
   <w16cex:commentExtensible w16cex:durableId="04318470" w16cex:dateUtc="2025-08-20T15:30:00Z"/>
   <w16cex:commentExtensible w16cex:durableId="03ECDD7B" w16cex:dateUtc="2026-07-06T21:44:00Z"/>
 </w16cex:commentsExtensible>
 </file>
 
 <file path=word/commentsIds.xml><?xml version="1.0" encoding="utf-8"?>
-<w16cid:commentsIds xmlns:wpc="http://schemas.microsoft.com/office/word/2010/wordprocessingCanvas" xmlns:cx="http://schemas.microsoft.com/office/drawing/2014/chartex" xmlns:cx1="http://schemas.microsoft.com/office/drawing/2015/9/8/chartex" xmlns:cx2="http://schemas.microsoft.com/office/drawing/2015/10/21/chartex" xmlns:cx3="http://schemas.microsoft.com/office/drawing/2016/5/9/chartex" xmlns:cx4="http://schemas.microsoft.com/office/drawing/2016/5/10/chartex" xmlns:cx5="http://schemas.microsoft.com/office/drawing/2016/5/11/chartex" xmlns:cx6="http://schemas.microsoft.com/office/drawing/2016/5/12/chartex" xmlns:cx7="http://schemas.microsoft.com/office/drawing/2016/5/13/chartex" xmlns:cx8="http://schemas.microsoft.com/office/drawing/2016/5/14/chartex" xmlns:mc="http://schemas.openxmlformats.org/markup-compatibility/2006" xmlns:m="http://schemas.openxmlformats.org/officeDocument/2006/math" xmlns:aink="http://schemas.microsoft.com/office/drawing/2016/ink" xmlns:am3d="http://schemas.microsoft.com/office/drawing/2017/model3d" xmlns:oel="http://schemas.microsoft.com/office/2019/extlst" xmlns:r="http://schemas.openxmlformats.org/officeDocument/2006/relationships" xmlns:wp14="http://schemas.microsoft.com/office/word/2010/wordprocessingDrawing" xmlns:wp="http://schemas.openxmlformats.org/drawingml/2006/wordprocessingDrawing" xmlns:wpg="http://schemas.microsoft.com/office/word/2010/wordprocessingGroup" xmlns:wpi="http://schemas.microsoft.com/office/word/2010/wordprocessingInk" xmlns:wps="http://schemas.microsoft.com/office/word/2010/wordprocessingShape" xmlns:o="urn:schemas-microsoft-com:office:office" xmlns:v="urn:schemas-microsoft-com:vml" xmlns:w10="urn:schemas-microsoft-com:office:word" xmlns:w="http://schemas.openxmlformats.org/wordprocessingml/2006/main" xmlns:w14="http://schemas.microsoft.com/office/word/2010/wordml" xmlns:w15="http://schemas.microsoft.com/office/word/2012/wordml" xmlns:w16cex="http://schemas.microsoft.com/office/word/2018/wordml/cex" xmlns:w16cid="http://schemas.microsoft.com/office/word/2016/wordml/cid" xmlns:w16="http://schemas.microsoft.com/office/word/2018/wordml" xmlns:w16sdtdh="http://schemas.microsoft.com/office/word/2020/wordml/sdtdatahash" xmlns:w16sdtfl="http://schemas.microsoft.com/office/word/2024/wordml/sdtformatlock" xmlns:w16se="http://schemas.microsoft.com/office/word/2015/wordml/symex" xmlns:w16du="http://schemas.microsoft.com/office/word/2023/wordml/word16du" xmlns:wne="http://schemas.microsoft.com/office/word/2006/wordml" mc:Ignorable="w14 w15 w16se w16cid w16 w16cex w16sdtdh w16sdtfl w16du wp14">
+<w16cid:commentsIds xmlns:wpc="http://schemas.microsoft.com/office/word/2010/wordprocessingCanvas" xmlns:cx="http://schemas.microsoft.com/office/drawing/2014/chartex" xmlns:cx1="http://schemas.microsoft.com/office/drawing/2015/9/8/chartex" xmlns:cx2="http://schemas.microsoft.com/office/drawing/2015/10/21/chartex" xmlns:cx3="http://schemas.microsoft.com/office/drawing/2016/5/9/chartex" xmlns:cx4="http://schemas.microsoft.com/office/drawing/2016/5/10/chartex" xmlns:cx5="http://schemas.microsoft.com/office/drawing/2016/5/11/chartex" xmlns:cx6="http://schemas.microsoft.com/office/drawing/2016/5/12/chartex" xmlns:cx7="http://schemas.microsoft.com/office/drawing/2016/5/13/chartex" xmlns:cx8="http://schemas.microsoft.com/office/drawing/2016/5/14/chartex" xmlns:mc="http://schemas.openxmlformats.org/markup-compatibility/2006" xmlns:aink="http://schemas.microsoft.com/office/drawing/2016/ink" xmlns:am3d="http://schemas.microsoft.com/office/drawing/2017/model3d" xmlns:o="urn:schemas-microsoft-com:office:office" xmlns:r="http://schemas.openxmlformats.org/officeDocument/2006/relationships" xmlns:m="http://schemas.openxmlformats.org/officeDocument/2006/math" xmlns:v="urn:schemas-microsoft-com:vml" xmlns:wp14="http://schemas.microsoft.com/office/word/2010/wordprocessingDrawing" xmlns:wp="http://schemas.openxmlformats.org/drawingml/2006/wordprocessingDrawing" xmlns:w10="urn:schemas-microsoft-com:office:word" xmlns:w="http://schemas.openxmlformats.org/wordprocessingml/2006/main" xmlns:w14="http://schemas.microsoft.com/office/word/2010/wordml" xmlns:w15="http://schemas.microsoft.com/office/word/2012/wordml" xmlns:w16cex="http://schemas.microsoft.com/office/word/2018/wordml/cex" xmlns:w16cid="http://schemas.microsoft.com/office/word/2016/wordml/cid" xmlns:w16="http://schemas.microsoft.com/office/word/2018/wordml" xmlns:w16sdtdh="http://schemas.microsoft.com/office/word/2020/wordml/sdtdatahash" xmlns:w16se="http://schemas.microsoft.com/office/word/2015/wordml/symex" xmlns:wpg="http://schemas.microsoft.com/office/word/2010/wordprocessingGroup" xmlns:wpi="http://schemas.microsoft.com/office/word/2010/wordprocessingInk" xmlns:wne="http://schemas.microsoft.com/office/word/2006/wordml" xmlns:wps="http://schemas.microsoft.com/office/word/2010/wordprocessingShape" mc:Ignorable="w14 w15 w16se w16cid w16 w16cex w16sdtdh wp14">
   <w16cid:commentId w16cid:paraId="14033DA9" w16cid:durableId="0A99E8BF"/>
   <w16cid:commentId w16cid:paraId="27EFF7B0" w16cid:durableId="0A5A15B6"/>
   <w16cid:commentId w16cid:paraId="3507E38B" w16cid:durableId="6206EFD9"/>
@@ -40697,15 +40695,13 @@
   <w16cid:commentId w16cid:paraId="6915E469" w16cid:durableId="12FC17BA"/>
   <w16cid:commentId w16cid:paraId="61934217" w16cid:durableId="4A41CE1E"/>
   <w16cid:commentId w16cid:paraId="1F60B5D3" w16cid:durableId="2CB6508F"/>
-  <w16cid:commentId w16cid:paraId="0D20C291" w16cid:durableId="72A25D33"/>
-  <w16cid:commentId w16cid:paraId="2261347C" w16cid:durableId="5843D7ED"/>
   <w16cid:commentId w16cid:paraId="3D2DF200" w16cid:durableId="04318470"/>
   <w16cid:commentId w16cid:paraId="2D39147A" w16cid:durableId="03ECDD7B"/>
 </w16cid:commentsIds>
 </file>
 
 <file path=word/endnotes.xml><?xml version="1.0" encoding="utf-8"?>
-<w:endnotes xmlns:wpc="http://schemas.microsoft.com/office/word/2010/wordprocessingCanvas" xmlns:cx="http://schemas.microsoft.com/office/drawing/2014/chartex" xmlns:cx1="http://schemas.microsoft.com/office/drawing/2015/9/8/chartex" xmlns:cx2="http://schemas.microsoft.com/office/drawing/2015/10/21/chartex" xmlns:cx3="http://schemas.microsoft.com/office/drawing/2016/5/9/chartex" xmlns:cx4="http://schemas.microsoft.com/office/drawing/2016/5/10/chartex" xmlns:cx5="http://schemas.microsoft.com/office/drawing/2016/5/11/chartex" xmlns:cx6="http://schemas.microsoft.com/office/drawing/2016/5/12/chartex" xmlns:cx7="http://schemas.microsoft.com/office/drawing/2016/5/13/chartex" xmlns:cx8="http://schemas.microsoft.com/office/drawing/2016/5/14/chartex" xmlns:mc="http://schemas.openxmlformats.org/markup-compatibility/2006" xmlns:m="http://schemas.openxmlformats.org/officeDocument/2006/math" xmlns:aink="http://schemas.microsoft.com/office/drawing/2016/ink" xmlns:am3d="http://schemas.microsoft.com/office/drawing/2017/model3d" xmlns:oel="http://schemas.microsoft.com/office/2019/extlst" xmlns:r="http://schemas.openxmlformats.org/officeDocument/2006/relationships" xmlns:wp14="http://schemas.microsoft.com/office/word/2010/wordprocessingDrawing" xmlns:wp="http://schemas.openxmlformats.org/drawingml/2006/wordprocessingDrawing" xmlns:wpg="http://schemas.microsoft.com/office/word/2010/wordprocessingGroup" xmlns:wpi="http://schemas.microsoft.com/office/word/2010/wordprocessingInk" xmlns:wps="http://schemas.microsoft.com/office/word/2010/wordprocessingShape" xmlns:o="urn:schemas-microsoft-com:office:office" xmlns:v="urn:schemas-microsoft-com:vml" xmlns:w10="urn:schemas-microsoft-com:office:word" xmlns:w="http://schemas.openxmlformats.org/wordprocessingml/2006/main" xmlns:w14="http://schemas.microsoft.com/office/word/2010/wordml" xmlns:w15="http://schemas.microsoft.com/office/word/2012/wordml" xmlns:w16cex="http://schemas.microsoft.com/office/word/2018/wordml/cex" xmlns:w16cid="http://schemas.microsoft.com/office/word/2016/wordml/cid" xmlns:w16="http://schemas.microsoft.com/office/word/2018/wordml" xmlns:w16sdtdh="http://schemas.microsoft.com/office/word/2020/wordml/sdtdatahash" xmlns:w16sdtfl="http://schemas.microsoft.com/office/word/2024/wordml/sdtformatlock" xmlns:w16se="http://schemas.microsoft.com/office/word/2015/wordml/symex" xmlns:w16du="http://schemas.microsoft.com/office/word/2023/wordml/word16du" xmlns:wne="http://schemas.microsoft.com/office/word/2006/wordml" mc:Ignorable="w14 w15 w16se w16cid w16 w16cex w16sdtdh w16sdtfl w16du wp14">
+<w:endnotes xmlns:wpc="http://schemas.microsoft.com/office/word/2010/wordprocessingCanvas" xmlns:cx="http://schemas.microsoft.com/office/drawing/2014/chartex" xmlns:cx1="http://schemas.microsoft.com/office/drawing/2015/9/8/chartex" xmlns:cx2="http://schemas.microsoft.com/office/drawing/2015/10/21/chartex" xmlns:cx3="http://schemas.microsoft.com/office/drawing/2016/5/9/chartex" xmlns:cx4="http://schemas.microsoft.com/office/drawing/2016/5/10/chartex" xmlns:cx5="http://schemas.microsoft.com/office/drawing/2016/5/11/chartex" xmlns:cx6="http://schemas.microsoft.com/office/drawing/2016/5/12/chartex" xmlns:cx7="http://schemas.microsoft.com/office/drawing/2016/5/13/chartex" xmlns:cx8="http://schemas.microsoft.com/office/drawing/2016/5/14/chartex" xmlns:mc="http://schemas.openxmlformats.org/markup-compatibility/2006" xmlns:aink="http://schemas.microsoft.com/office/drawing/2016/ink" xmlns:am3d="http://schemas.microsoft.com/office/drawing/2017/model3d" xmlns:o="urn:schemas-microsoft-com:office:office" xmlns:r="http://schemas.openxmlformats.org/officeDocument/2006/relationships" xmlns:m="http://schemas.openxmlformats.org/officeDocument/2006/math" xmlns:v="urn:schemas-microsoft-com:vml" xmlns:wp14="http://schemas.microsoft.com/office/word/2010/wordprocessingDrawing" xmlns:wp="http://schemas.openxmlformats.org/drawingml/2006/wordprocessingDrawing" xmlns:w10="urn:schemas-microsoft-com:office:word" xmlns:w="http://schemas.openxmlformats.org/wordprocessingml/2006/main" xmlns:w14="http://schemas.microsoft.com/office/word/2010/wordml" xmlns:w15="http://schemas.microsoft.com/office/word/2012/wordml" xmlns:w16cex="http://schemas.microsoft.com/office/word/2018/wordml/cex" xmlns:w16cid="http://schemas.microsoft.com/office/word/2016/wordml/cid" xmlns:w16="http://schemas.microsoft.com/office/word/2018/wordml" xmlns:w16sdtdh="http://schemas.microsoft.com/office/word/2020/wordml/sdtdatahash" xmlns:w16se="http://schemas.microsoft.com/office/word/2015/wordml/symex" xmlns:wpg="http://schemas.microsoft.com/office/word/2010/wordprocessingGroup" xmlns:wpi="http://schemas.microsoft.com/office/word/2010/wordprocessingInk" xmlns:wne="http://schemas.microsoft.com/office/word/2006/wordml" xmlns:wps="http://schemas.microsoft.com/office/word/2010/wordprocessingShape" mc:Ignorable="w14 w15 w16se w16cid w16 w16cex w16sdtdh wp14">
   <w:endnote w:type="separator" w:id="-1">
     <w:p>
       <w:pPr>
@@ -40730,7 +40726,7 @@
 </file>
 
 <file path=word/footer1.xml><?xml version="1.0" encoding="utf-8"?>
-<w:ftr xmlns:wpc="http://schemas.microsoft.com/office/word/2010/wordprocessingCanvas" xmlns:cx="http://schemas.microsoft.com/office/drawing/2014/chartex" xmlns:cx1="http://schemas.microsoft.com/office/drawing/2015/9/8/chartex" xmlns:cx2="http://schemas.microsoft.com/office/drawing/2015/10/21/chartex" xmlns:cx3="http://schemas.microsoft.com/office/drawing/2016/5/9/chartex" xmlns:cx4="http://schemas.microsoft.com/office/drawing/2016/5/10/chartex" xmlns:cx5="http://schemas.microsoft.com/office/drawing/2016/5/11/chartex" xmlns:cx6="http://schemas.microsoft.com/office/drawing/2016/5/12/chartex" xmlns:cx7="http://schemas.microsoft.com/office/drawing/2016/5/13/chartex" xmlns:cx8="http://schemas.microsoft.com/office/drawing/2016/5/14/chartex" xmlns:mc="http://schemas.openxmlformats.org/markup-compatibility/2006" xmlns:m="http://schemas.openxmlformats.org/officeDocument/2006/math" xmlns:aink="http://schemas.microsoft.com/office/drawing/2016/ink" xmlns:am3d="http://schemas.microsoft.com/office/drawing/2017/model3d" xmlns:oel="http://schemas.microsoft.com/office/2019/extlst" xmlns:r="http://schemas.openxmlformats.org/officeDocument/2006/relationships" xmlns:wp14="http://schemas.microsoft.com/office/word/2010/wordprocessingDrawing" xmlns:wp="http://schemas.openxmlformats.org/drawingml/2006/wordprocessingDrawing" xmlns:wpg="http://schemas.microsoft.com/office/word/2010/wordprocessingGroup" xmlns:wpi="http://schemas.microsoft.com/office/word/2010/wordprocessingInk" xmlns:wps="http://schemas.microsoft.com/office/word/2010/wordprocessingShape" xmlns:o="urn:schemas-microsoft-com:office:office" xmlns:v="urn:schemas-microsoft-com:vml" xmlns:w10="urn:schemas-microsoft-com:office:word" xmlns:w="http://schemas.openxmlformats.org/wordprocessingml/2006/main" xmlns:w14="http://schemas.microsoft.com/office/word/2010/wordml" xmlns:w15="http://schemas.microsoft.com/office/word/2012/wordml" xmlns:w16cex="http://schemas.microsoft.com/office/word/2018/wordml/cex" xmlns:w16cid="http://schemas.microsoft.com/office/word/2016/wordml/cid" xmlns:w16="http://schemas.microsoft.com/office/word/2018/wordml" xmlns:w16sdtdh="http://schemas.microsoft.com/office/word/2020/wordml/sdtdatahash" xmlns:w16sdtfl="http://schemas.microsoft.com/office/word/2024/wordml/sdtformatlock" xmlns:w16se="http://schemas.microsoft.com/office/word/2015/wordml/symex" xmlns:w16du="http://schemas.microsoft.com/office/word/2023/wordml/word16du" xmlns:wne="http://schemas.microsoft.com/office/word/2006/wordml" mc:Ignorable="w14 w15 w16se w16cid w16 w16cex w16sdtdh w16sdtfl w16du wp14">
+<w:ftr xmlns:wpc="http://schemas.microsoft.com/office/word/2010/wordprocessingCanvas" xmlns:cx="http://schemas.microsoft.com/office/drawing/2014/chartex" xmlns:cx1="http://schemas.microsoft.com/office/drawing/2015/9/8/chartex" xmlns:cx2="http://schemas.microsoft.com/office/drawing/2015/10/21/chartex" xmlns:cx3="http://schemas.microsoft.com/office/drawing/2016/5/9/chartex" xmlns:cx4="http://schemas.microsoft.com/office/drawing/2016/5/10/chartex" xmlns:cx5="http://schemas.microsoft.com/office/drawing/2016/5/11/chartex" xmlns:cx6="http://schemas.microsoft.com/office/drawing/2016/5/12/chartex" xmlns:cx7="http://schemas.microsoft.com/office/drawing/2016/5/13/chartex" xmlns:cx8="http://schemas.microsoft.com/office/drawing/2016/5/14/chartex" xmlns:mc="http://schemas.openxmlformats.org/markup-compatibility/2006" xmlns:aink="http://schemas.microsoft.com/office/drawing/2016/ink" xmlns:am3d="http://schemas.microsoft.com/office/drawing/2017/model3d" xmlns:o="urn:schemas-microsoft-com:office:office" xmlns:r="http://schemas.openxmlformats.org/officeDocument/2006/relationships" xmlns:m="http://schemas.openxmlformats.org/officeDocument/2006/math" xmlns:v="urn:schemas-microsoft-com:vml" xmlns:wp14="http://schemas.microsoft.com/office/word/2010/wordprocessingDrawing" xmlns:wp="http://schemas.openxmlformats.org/drawingml/2006/wordprocessingDrawing" xmlns:w10="urn:schemas-microsoft-com:office:word" xmlns:w="http://schemas.openxmlformats.org/wordprocessingml/2006/main" xmlns:w14="http://schemas.microsoft.com/office/word/2010/wordml" xmlns:w15="http://schemas.microsoft.com/office/word/2012/wordml" xmlns:w16cex="http://schemas.microsoft.com/office/word/2018/wordml/cex" xmlns:w16cid="http://schemas.microsoft.com/office/word/2016/wordml/cid" xmlns:w16="http://schemas.microsoft.com/office/word/2018/wordml" xmlns:w16sdtdh="http://schemas.microsoft.com/office/word/2020/wordml/sdtdatahash" xmlns:w16se="http://schemas.microsoft.com/office/word/2015/wordml/symex" xmlns:wpg="http://schemas.microsoft.com/office/word/2010/wordprocessingGroup" xmlns:wpi="http://schemas.microsoft.com/office/word/2010/wordprocessingInk" xmlns:wne="http://schemas.microsoft.com/office/word/2006/wordml" xmlns:wps="http://schemas.microsoft.com/office/word/2010/wordprocessingShape" mc:Ignorable="w14 w15 w16se w16cid w16 w16cex w16sdtdh wp14">
   <w:p>
     <w:pPr>
       <w:pBdr>
@@ -40829,7 +40825,7 @@
 </file>
 
 <file path=word/footnotes.xml><?xml version="1.0" encoding="utf-8"?>
-<w:footnotes xmlns:wpc="http://schemas.microsoft.com/office/word/2010/wordprocessingCanvas" xmlns:cx="http://schemas.microsoft.com/office/drawing/2014/chartex" xmlns:cx1="http://schemas.microsoft.com/office/drawing/2015/9/8/chartex" xmlns:cx2="http://schemas.microsoft.com/office/drawing/2015/10/21/chartex" xmlns:cx3="http://schemas.microsoft.com/office/drawing/2016/5/9/chartex" xmlns:cx4="http://schemas.microsoft.com/office/drawing/2016/5/10/chartex" xmlns:cx5="http://schemas.microsoft.com/office/drawing/2016/5/11/chartex" xmlns:cx6="http://schemas.microsoft.com/office/drawing/2016/5/12/chartex" xmlns:cx7="http://schemas.microsoft.com/office/drawing/2016/5/13/chartex" xmlns:cx8="http://schemas.microsoft.com/office/drawing/2016/5/14/chartex" xmlns:mc="http://schemas.openxmlformats.org/markup-compatibility/2006" xmlns:m="http://schemas.openxmlformats.org/officeDocument/2006/math" xmlns:aink="http://schemas.microsoft.com/office/drawing/2016/ink" xmlns:am3d="http://schemas.microsoft.com/office/drawing/2017/model3d" xmlns:oel="http://schemas.microsoft.com/office/2019/extlst" xmlns:r="http://schemas.openxmlformats.org/officeDocument/2006/relationships" xmlns:wp14="http://schemas.microsoft.com/office/word/2010/wordprocessingDrawing" xmlns:wp="http://schemas.openxmlformats.org/drawingml/2006/wordprocessingDrawing" xmlns:wpg="http://schemas.microsoft.com/office/word/2010/wordprocessingGroup" xmlns:wpi="http://schemas.microsoft.com/office/word/2010/wordprocessingInk" xmlns:wps="http://schemas.microsoft.com/office/word/2010/wordprocessingShape" xmlns:o="urn:schemas-microsoft-com:office:office" xmlns:v="urn:schemas-microsoft-com:vml" xmlns:w10="urn:schemas-microsoft-com:office:word" xmlns:w="http://schemas.openxmlformats.org/wordprocessingml/2006/main" xmlns:w14="http://schemas.microsoft.com/office/word/2010/wordml" xmlns:w15="http://schemas.microsoft.com/office/word/2012/wordml" xmlns:w16cex="http://schemas.microsoft.com/office/word/2018/wordml/cex" xmlns:w16cid="http://schemas.microsoft.com/office/word/2016/wordml/cid" xmlns:w16="http://schemas.microsoft.com/office/word/2018/wordml" xmlns:w16sdtdh="http://schemas.microsoft.com/office/word/2020/wordml/sdtdatahash" xmlns:w16sdtfl="http://schemas.microsoft.com/office/word/2024/wordml/sdtformatlock" xmlns:w16se="http://schemas.microsoft.com/office/word/2015/wordml/symex" xmlns:w16du="http://schemas.microsoft.com/office/word/2023/wordml/word16du" xmlns:wne="http://schemas.microsoft.com/office/word/2006/wordml" mc:Ignorable="w14 w15 w16se w16cid w16 w16cex w16sdtdh w16sdtfl w16du wp14">
+<w:footnotes xmlns:wpc="http://schemas.microsoft.com/office/word/2010/wordprocessingCanvas" xmlns:cx="http://schemas.microsoft.com/office/drawing/2014/chartex" xmlns:cx1="http://schemas.microsoft.com/office/drawing/2015/9/8/chartex" xmlns:cx2="http://schemas.microsoft.com/office/drawing/2015/10/21/chartex" xmlns:cx3="http://schemas.microsoft.com/office/drawing/2016/5/9/chartex" xmlns:cx4="http://schemas.microsoft.com/office/drawing/2016/5/10/chartex" xmlns:cx5="http://schemas.microsoft.com/office/drawing/2016/5/11/chartex" xmlns:cx6="http://schemas.microsoft.com/office/drawing/2016/5/12/chartex" xmlns:cx7="http://schemas.microsoft.com/office/drawing/2016/5/13/chartex" xmlns:cx8="http://schemas.microsoft.com/office/drawing/2016/5/14/chartex" xmlns:mc="http://schemas.openxmlformats.org/markup-compatibility/2006" xmlns:aink="http://schemas.microsoft.com/office/drawing/2016/ink" xmlns:am3d="http://schemas.microsoft.com/office/drawing/2017/model3d" xmlns:o="urn:schemas-microsoft-com:office:office" xmlns:r="http://schemas.openxmlformats.org/officeDocument/2006/relationships" xmlns:m="http://schemas.openxmlformats.org/officeDocument/2006/math" xmlns:v="urn:schemas-microsoft-com:vml" xmlns:wp14="http://schemas.microsoft.com/office/word/2010/wordprocessingDrawing" xmlns:wp="http://schemas.openxmlformats.org/drawingml/2006/wordprocessingDrawing" xmlns:w10="urn:schemas-microsoft-com:office:word" xmlns:w="http://schemas.openxmlformats.org/wordprocessingml/2006/main" xmlns:w14="http://schemas.microsoft.com/office/word/2010/wordml" xmlns:w15="http://schemas.microsoft.com/office/word/2012/wordml" xmlns:w16cex="http://schemas.microsoft.com/office/word/2018/wordml/cex" xmlns:w16cid="http://schemas.microsoft.com/office/word/2016/wordml/cid" xmlns:w16="http://schemas.microsoft.com/office/word/2018/wordml" xmlns:w16sdtdh="http://schemas.microsoft.com/office/word/2020/wordml/sdtdatahash" xmlns:w16se="http://schemas.microsoft.com/office/word/2015/wordml/symex" xmlns:wpg="http://schemas.microsoft.com/office/word/2010/wordprocessingGroup" xmlns:wpi="http://schemas.microsoft.com/office/word/2010/wordprocessingInk" xmlns:wne="http://schemas.microsoft.com/office/word/2006/wordml" xmlns:wps="http://schemas.microsoft.com/office/word/2010/wordprocessingShape" mc:Ignorable="w14 w15 w16se w16cid w16 w16cex w16sdtdh wp14">
   <w:footnote w:type="separator" w:id="-1">
     <w:p>
       <w:pPr>
@@ -40854,7 +40850,7 @@
 </file>
 
 <file path=word/header1.xml><?xml version="1.0" encoding="utf-8"?>
-<w:hdr xmlns:wpc="http://schemas.microsoft.com/office/word/2010/wordprocessingCanvas" xmlns:cx="http://schemas.microsoft.com/office/drawing/2014/chartex" xmlns:cx1="http://schemas.microsoft.com/office/drawing/2015/9/8/chartex" xmlns:cx2="http://schemas.microsoft.com/office/drawing/2015/10/21/chartex" xmlns:cx3="http://schemas.microsoft.com/office/drawing/2016/5/9/chartex" xmlns:cx4="http://schemas.microsoft.com/office/drawing/2016/5/10/chartex" xmlns:cx5="http://schemas.microsoft.com/office/drawing/2016/5/11/chartex" xmlns:cx6="http://schemas.microsoft.com/office/drawing/2016/5/12/chartex" xmlns:cx7="http://schemas.microsoft.com/office/drawing/2016/5/13/chartex" xmlns:cx8="http://schemas.microsoft.com/office/drawing/2016/5/14/chartex" xmlns:mc="http://schemas.openxmlformats.org/markup-compatibility/2006" xmlns:m="http://schemas.openxmlformats.org/officeDocument/2006/math" xmlns:aink="http://schemas.microsoft.com/office/drawing/2016/ink" xmlns:am3d="http://schemas.microsoft.com/office/drawing/2017/model3d" xmlns:oel="http://schemas.microsoft.com/office/2019/extlst" xmlns:r="http://schemas.openxmlformats.org/officeDocument/2006/relationships" xmlns:wp14="http://schemas.microsoft.com/office/word/2010/wordprocessingDrawing" xmlns:wp="http://schemas.openxmlformats.org/drawingml/2006/wordprocessingDrawing" xmlns:wpg="http://schemas.microsoft.com/office/word/2010/wordprocessingGroup" xmlns:wpi="http://schemas.microsoft.com/office/word/2010/wordprocessingInk" xmlns:wps="http://schemas.microsoft.com/office/word/2010/wordprocessingShape" xmlns:o="urn:schemas-microsoft-com:office:office" xmlns:v="urn:schemas-microsoft-com:vml" xmlns:w10="urn:schemas-microsoft-com:office:word" xmlns:w="http://schemas.openxmlformats.org/wordprocessingml/2006/main" xmlns:w14="http://schemas.microsoft.com/office/word/2010/wordml" xmlns:w15="http://schemas.microsoft.com/office/word/2012/wordml" xmlns:w16cex="http://schemas.microsoft.com/office/word/2018/wordml/cex" xmlns:w16cid="http://schemas.microsoft.com/office/word/2016/wordml/cid" xmlns:w16="http://schemas.microsoft.com/office/word/2018/wordml" xmlns:w16sdtdh="http://schemas.microsoft.com/office/word/2020/wordml/sdtdatahash" xmlns:w16sdtfl="http://schemas.microsoft.com/office/word/2024/wordml/sdtformatlock" xmlns:w16se="http://schemas.microsoft.com/office/word/2015/wordml/symex" xmlns:w16du="http://schemas.microsoft.com/office/word/2023/wordml/word16du" xmlns:wne="http://schemas.microsoft.com/office/word/2006/wordml" mc:Ignorable="w14 w15 w16se w16cid w16 w16cex w16sdtdh w16sdtfl w16du wp14">
+<w:hdr xmlns:wpc="http://schemas.microsoft.com/office/word/2010/wordprocessingCanvas" xmlns:cx="http://schemas.microsoft.com/office/drawing/2014/chartex" xmlns:cx1="http://schemas.microsoft.com/office/drawing/2015/9/8/chartex" xmlns:cx2="http://schemas.microsoft.com/office/drawing/2015/10/21/chartex" xmlns:cx3="http://schemas.microsoft.com/office/drawing/2016/5/9/chartex" xmlns:cx4="http://schemas.microsoft.com/office/drawing/2016/5/10/chartex" xmlns:cx5="http://schemas.microsoft.com/office/drawing/2016/5/11/chartex" xmlns:cx6="http://schemas.microsoft.com/office/drawing/2016/5/12/chartex" xmlns:cx7="http://schemas.microsoft.com/office/drawing/2016/5/13/chartex" xmlns:cx8="http://schemas.microsoft.com/office/drawing/2016/5/14/chartex" xmlns:mc="http://schemas.openxmlformats.org/markup-compatibility/2006" xmlns:aink="http://schemas.microsoft.com/office/drawing/2016/ink" xmlns:am3d="http://schemas.microsoft.com/office/drawing/2017/model3d" xmlns:o="urn:schemas-microsoft-com:office:office" xmlns:r="http://schemas.openxmlformats.org/officeDocument/2006/relationships" xmlns:m="http://schemas.openxmlformats.org/officeDocument/2006/math" xmlns:v="urn:schemas-microsoft-com:vml" xmlns:wp14="http://schemas.microsoft.com/office/word/2010/wordprocessingDrawing" xmlns:wp="http://schemas.openxmlformats.org/drawingml/2006/wordprocessingDrawing" xmlns:w10="urn:schemas-microsoft-com:office:word" xmlns:w="http://schemas.openxmlformats.org/wordprocessingml/2006/main" xmlns:w14="http://schemas.microsoft.com/office/word/2010/wordml" xmlns:w15="http://schemas.microsoft.com/office/word/2012/wordml" xmlns:w16cex="http://schemas.microsoft.com/office/word/2018/wordml/cex" xmlns:w16cid="http://schemas.microsoft.com/office/word/2016/wordml/cid" xmlns:w16="http://schemas.microsoft.com/office/word/2018/wordml" xmlns:w16sdtdh="http://schemas.microsoft.com/office/word/2020/wordml/sdtdatahash" xmlns:w16se="http://schemas.microsoft.com/office/word/2015/wordml/symex" xmlns:wpg="http://schemas.microsoft.com/office/word/2010/wordprocessingGroup" xmlns:wpi="http://schemas.microsoft.com/office/word/2010/wordprocessingInk" xmlns:wne="http://schemas.microsoft.com/office/word/2006/wordml" xmlns:wps="http://schemas.microsoft.com/office/word/2010/wordprocessingShape" mc:Ignorable="w14 w15 w16se w16cid w16 w16cex w16sdtdh wp14">
   <w:p>
     <w:pPr>
       <w:pBdr>
@@ -40969,7 +40965,7 @@
 </file>
 
 <file path=word/numbering.xml><?xml version="1.0" encoding="utf-8"?>
-<w:numbering xmlns:wpc="http://schemas.microsoft.com/office/word/2010/wordprocessingCanvas" xmlns:cx="http://schemas.microsoft.com/office/drawing/2014/chartex" xmlns:cx1="http://schemas.microsoft.com/office/drawing/2015/9/8/chartex" xmlns:cx2="http://schemas.microsoft.com/office/drawing/2015/10/21/chartex" xmlns:cx3="http://schemas.microsoft.com/office/drawing/2016/5/9/chartex" xmlns:cx4="http://schemas.microsoft.com/office/drawing/2016/5/10/chartex" xmlns:cx5="http://schemas.microsoft.com/office/drawing/2016/5/11/chartex" xmlns:cx6="http://schemas.microsoft.com/office/drawing/2016/5/12/chartex" xmlns:cx7="http://schemas.microsoft.com/office/drawing/2016/5/13/chartex" xmlns:cx8="http://schemas.microsoft.com/office/drawing/2016/5/14/chartex" xmlns:mc="http://schemas.openxmlformats.org/markup-compatibility/2006" xmlns:m="http://schemas.openxmlformats.org/officeDocument/2006/math" xmlns:aink="http://schemas.microsoft.com/office/drawing/2016/ink" xmlns:am3d="http://schemas.microsoft.com/office/drawing/2017/model3d" xmlns:oel="http://schemas.microsoft.com/office/2019/extlst" xmlns:r="http://schemas.openxmlformats.org/officeDocument/2006/relationships" xmlns:wp14="http://schemas.microsoft.com/office/word/2010/wordprocessingDrawing" xmlns:wp="http://schemas.openxmlformats.org/drawingml/2006/wordprocessingDrawing" xmlns:wpg="http://schemas.microsoft.com/office/word/2010/wordprocessingGroup" xmlns:wpi="http://schemas.microsoft.com/office/word/2010/wordprocessingInk" xmlns:wps="http://schemas.microsoft.com/office/word/2010/wordprocessingShape" xmlns:o="urn:schemas-microsoft-com:office:office" xmlns:v="urn:schemas-microsoft-com:vml" xmlns:w10="urn:schemas-microsoft-com:office:word" xmlns:w="http://schemas.openxmlformats.org/wordprocessingml/2006/main" xmlns:w14="http://schemas.microsoft.com/office/word/2010/wordml" xmlns:w15="http://schemas.microsoft.com/office/word/2012/wordml" xmlns:w16cex="http://schemas.microsoft.com/office/word/2018/wordml/cex" xmlns:w16cid="http://schemas.microsoft.com/office/word/2016/wordml/cid" xmlns:w16="http://schemas.microsoft.com/office/word/2018/wordml" xmlns:w16sdtdh="http://schemas.microsoft.com/office/word/2020/wordml/sdtdatahash" xmlns:w16sdtfl="http://schemas.microsoft.com/office/word/2024/wordml/sdtformatlock" xmlns:w16se="http://schemas.microsoft.com/office/word/2015/wordml/symex" xmlns:w16du="http://schemas.microsoft.com/office/word/2023/wordml/word16du" xmlns:wne="http://schemas.microsoft.com/office/word/2006/wordml" mc:Ignorable="w14 w15 w16se w16cid w16 w16cex w16sdtdh w16sdtfl w16du wp14">
+<w:numbering xmlns:wpc="http://schemas.microsoft.com/office/word/2010/wordprocessingCanvas" xmlns:cx="http://schemas.microsoft.com/office/drawing/2014/chartex" xmlns:cx1="http://schemas.microsoft.com/office/drawing/2015/9/8/chartex" xmlns:cx2="http://schemas.microsoft.com/office/drawing/2015/10/21/chartex" xmlns:cx3="http://schemas.microsoft.com/office/drawing/2016/5/9/chartex" xmlns:cx4="http://schemas.microsoft.com/office/drawing/2016/5/10/chartex" xmlns:cx5="http://schemas.microsoft.com/office/drawing/2016/5/11/chartex" xmlns:cx6="http://schemas.microsoft.com/office/drawing/2016/5/12/chartex" xmlns:cx7="http://schemas.microsoft.com/office/drawing/2016/5/13/chartex" xmlns:cx8="http://schemas.microsoft.com/office/drawing/2016/5/14/chartex" xmlns:mc="http://schemas.openxmlformats.org/markup-compatibility/2006" xmlns:aink="http://schemas.microsoft.com/office/drawing/2016/ink" xmlns:am3d="http://schemas.microsoft.com/office/drawing/2017/model3d" xmlns:o="urn:schemas-microsoft-com:office:office" xmlns:r="http://schemas.openxmlformats.org/officeDocument/2006/relationships" xmlns:m="http://schemas.openxmlformats.org/officeDocument/2006/math" xmlns:v="urn:schemas-microsoft-com:vml" xmlns:wp14="http://schemas.microsoft.com/office/word/2010/wordprocessingDrawing" xmlns:wp="http://schemas.openxmlformats.org/drawingml/2006/wordprocessingDrawing" xmlns:w10="urn:schemas-microsoft-com:office:word" xmlns:w="http://schemas.openxmlformats.org/wordprocessingml/2006/main" xmlns:w14="http://schemas.microsoft.com/office/word/2010/wordml" xmlns:w15="http://schemas.microsoft.com/office/word/2012/wordml" xmlns:w16cex="http://schemas.microsoft.com/office/word/2018/wordml/cex" xmlns:w16cid="http://schemas.microsoft.com/office/word/2016/wordml/cid" xmlns:w16="http://schemas.microsoft.com/office/word/2018/wordml" xmlns:w16sdtdh="http://schemas.microsoft.com/office/word/2020/wordml/sdtdatahash" xmlns:w16se="http://schemas.microsoft.com/office/word/2015/wordml/symex" xmlns:wpg="http://schemas.microsoft.com/office/word/2010/wordprocessingGroup" xmlns:wpi="http://schemas.microsoft.com/office/word/2010/wordprocessingInk" xmlns:wne="http://schemas.microsoft.com/office/word/2006/wordml" xmlns:wps="http://schemas.microsoft.com/office/word/2010/wordprocessingShape" mc:Ignorable="w14 w15 w16se w16cid w16 w16cex w16sdtdh wp14">
   <w:abstractNum w:abstractNumId="0" w15:restartNumberingAfterBreak="0">
     <w:nsid w:val="03976557"/>
     <w:multiLevelType w:val="multilevel"/>
@@ -46598,139 +46594,139 @@
       </w:rPr>
     </w:lvl>
   </w:abstractNum>
-  <w:num w:numId="1" w16cid:durableId="1418749954">
+  <w:num w:numId="1">
     <w:abstractNumId w:val="40"/>
   </w:num>
-  <w:num w:numId="2" w16cid:durableId="1108617985">
+  <w:num w:numId="2">
     <w:abstractNumId w:val="12"/>
   </w:num>
-  <w:num w:numId="3" w16cid:durableId="1965306688">
+  <w:num w:numId="3">
     <w:abstractNumId w:val="19"/>
   </w:num>
-  <w:num w:numId="4" w16cid:durableId="382024333">
+  <w:num w:numId="4">
     <w:abstractNumId w:val="2"/>
   </w:num>
-  <w:num w:numId="5" w16cid:durableId="666134168">
+  <w:num w:numId="5">
     <w:abstractNumId w:val="30"/>
   </w:num>
-  <w:num w:numId="6" w16cid:durableId="1680697352">
+  <w:num w:numId="6">
     <w:abstractNumId w:val="9"/>
   </w:num>
-  <w:num w:numId="7" w16cid:durableId="1722364856">
+  <w:num w:numId="7">
     <w:abstractNumId w:val="41"/>
   </w:num>
-  <w:num w:numId="8" w16cid:durableId="547567299">
+  <w:num w:numId="8">
     <w:abstractNumId w:val="14"/>
   </w:num>
-  <w:num w:numId="9" w16cid:durableId="524095052">
+  <w:num w:numId="9">
     <w:abstractNumId w:val="18"/>
   </w:num>
-  <w:num w:numId="10" w16cid:durableId="1435318523">
+  <w:num w:numId="10">
     <w:abstractNumId w:val="7"/>
   </w:num>
-  <w:num w:numId="11" w16cid:durableId="1053040585">
+  <w:num w:numId="11">
     <w:abstractNumId w:val="28"/>
   </w:num>
-  <w:num w:numId="12" w16cid:durableId="459955880">
+  <w:num w:numId="12">
     <w:abstractNumId w:val="24"/>
   </w:num>
-  <w:num w:numId="13" w16cid:durableId="788547546">
+  <w:num w:numId="13">
     <w:abstractNumId w:val="42"/>
   </w:num>
-  <w:num w:numId="14" w16cid:durableId="872228571">
+  <w:num w:numId="14">
     <w:abstractNumId w:val="13"/>
   </w:num>
-  <w:num w:numId="15" w16cid:durableId="1856990182">
+  <w:num w:numId="15">
     <w:abstractNumId w:val="5"/>
   </w:num>
-  <w:num w:numId="16" w16cid:durableId="1787115748">
+  <w:num w:numId="16">
     <w:abstractNumId w:val="22"/>
   </w:num>
-  <w:num w:numId="17" w16cid:durableId="352926222">
+  <w:num w:numId="17">
     <w:abstractNumId w:val="37"/>
   </w:num>
-  <w:num w:numId="18" w16cid:durableId="1101997552">
+  <w:num w:numId="18">
     <w:abstractNumId w:val="43"/>
   </w:num>
-  <w:num w:numId="19" w16cid:durableId="881133153">
+  <w:num w:numId="19">
     <w:abstractNumId w:val="33"/>
   </w:num>
-  <w:num w:numId="20" w16cid:durableId="316230678">
+  <w:num w:numId="20">
     <w:abstractNumId w:val="39"/>
   </w:num>
-  <w:num w:numId="21" w16cid:durableId="1505971422">
+  <w:num w:numId="21">
     <w:abstractNumId w:val="11"/>
   </w:num>
-  <w:num w:numId="22" w16cid:durableId="546069328">
+  <w:num w:numId="22">
     <w:abstractNumId w:val="0"/>
   </w:num>
-  <w:num w:numId="23" w16cid:durableId="231625624">
+  <w:num w:numId="23">
     <w:abstractNumId w:val="6"/>
   </w:num>
-  <w:num w:numId="24" w16cid:durableId="1439637097">
+  <w:num w:numId="24">
     <w:abstractNumId w:val="44"/>
   </w:num>
-  <w:num w:numId="25" w16cid:durableId="1520045004">
+  <w:num w:numId="25">
     <w:abstractNumId w:val="26"/>
   </w:num>
-  <w:num w:numId="26" w16cid:durableId="1523981103">
+  <w:num w:numId="26">
     <w:abstractNumId w:val="34"/>
   </w:num>
-  <w:num w:numId="27" w16cid:durableId="155999488">
+  <w:num w:numId="27">
     <w:abstractNumId w:val="4"/>
   </w:num>
-  <w:num w:numId="28" w16cid:durableId="1160345686">
+  <w:num w:numId="28">
     <w:abstractNumId w:val="17"/>
   </w:num>
-  <w:num w:numId="29" w16cid:durableId="2009167204">
+  <w:num w:numId="29">
     <w:abstractNumId w:val="35"/>
   </w:num>
-  <w:num w:numId="30" w16cid:durableId="2035568392">
+  <w:num w:numId="30">
     <w:abstractNumId w:val="38"/>
   </w:num>
-  <w:num w:numId="31" w16cid:durableId="1318614218">
+  <w:num w:numId="31">
     <w:abstractNumId w:val="29"/>
   </w:num>
-  <w:num w:numId="32" w16cid:durableId="1803307201">
+  <w:num w:numId="32">
     <w:abstractNumId w:val="31"/>
   </w:num>
-  <w:num w:numId="33" w16cid:durableId="1654063467">
+  <w:num w:numId="33">
     <w:abstractNumId w:val="10"/>
   </w:num>
-  <w:num w:numId="34" w16cid:durableId="813065479">
+  <w:num w:numId="34">
     <w:abstractNumId w:val="3"/>
   </w:num>
-  <w:num w:numId="35" w16cid:durableId="1832527012">
+  <w:num w:numId="35">
     <w:abstractNumId w:val="36"/>
   </w:num>
-  <w:num w:numId="36" w16cid:durableId="766509864">
+  <w:num w:numId="36">
     <w:abstractNumId w:val="20"/>
   </w:num>
-  <w:num w:numId="37" w16cid:durableId="2093968470">
+  <w:num w:numId="37">
     <w:abstractNumId w:val="15"/>
   </w:num>
-  <w:num w:numId="38" w16cid:durableId="1826507730">
+  <w:num w:numId="38">
     <w:abstractNumId w:val="27"/>
   </w:num>
-  <w:num w:numId="39" w16cid:durableId="1780947457">
+  <w:num w:numId="39">
     <w:abstractNumId w:val="1"/>
   </w:num>
-  <w:num w:numId="40" w16cid:durableId="382172447">
+  <w:num w:numId="40">
     <w:abstractNumId w:val="8"/>
   </w:num>
-  <w:num w:numId="41" w16cid:durableId="1523471193">
+  <w:num w:numId="41">
     <w:abstractNumId w:val="21"/>
   </w:num>
-  <w:num w:numId="42" w16cid:durableId="1227960096">
+  <w:num w:numId="42">
     <w:abstractNumId w:val="23"/>
   </w:num>
-  <w:num w:numId="43" w16cid:durableId="818300667">
+  <w:num w:numId="43">
     <w:abstractNumId w:val="16"/>
   </w:num>
-  <w:num w:numId="44" w16cid:durableId="119228109">
+  <w:num w:numId="44">
     <w:abstractNumId w:val="32"/>
   </w:num>
-  <w:num w:numId="45" w16cid:durableId="1394430749">
+  <w:num w:numId="45">
     <w:abstractNumId w:val="25"/>
   </w:num>
   <w:numIdMacAtCleanup w:val="9"/>
@@ -46738,7 +46734,7 @@
 </file>
 
 <file path=word/people.xml><?xml version="1.0" encoding="utf-8"?>
-<w15:people xmlns:wpc="http://schemas.microsoft.com/office/word/2010/wordprocessingCanvas" xmlns:cx="http://schemas.microsoft.com/office/drawing/2014/chartex" xmlns:cx1="http://schemas.microsoft.com/office/drawing/2015/9/8/chartex" xmlns:cx2="http://schemas.microsoft.com/office/drawing/2015/10/21/chartex" xmlns:cx3="http://schemas.microsoft.com/office/drawing/2016/5/9/chartex" xmlns:cx4="http://schemas.microsoft.com/office/drawing/2016/5/10/chartex" xmlns:cx5="http://schemas.microsoft.com/office/drawing/2016/5/11/chartex" xmlns:cx6="http://schemas.microsoft.com/office/drawing/2016/5/12/chartex" xmlns:cx7="http://schemas.microsoft.com/office/drawing/2016/5/13/chartex" xmlns:cx8="http://schemas.microsoft.com/office/drawing/2016/5/14/chartex" xmlns:mc="http://schemas.openxmlformats.org/markup-compatibility/2006" xmlns:m="http://schemas.openxmlformats.org/officeDocument/2006/math" xmlns:aink="http://schemas.microsoft.com/office/drawing/2016/ink" xmlns:am3d="http://schemas.microsoft.com/office/drawing/2017/model3d" xmlns:oel="http://schemas.microsoft.com/office/2019/extlst" xmlns:r="http://schemas.openxmlformats.org/officeDocument/2006/relationships" xmlns:wp14="http://schemas.microsoft.com/office/word/2010/wordprocessingDrawing" xmlns:wp="http://schemas.openxmlformats.org/drawingml/2006/wordprocessingDrawing" xmlns:wpg="http://schemas.microsoft.com/office/word/2010/wordprocessingGroup" xmlns:wpi="http://schemas.microsoft.com/office/word/2010/wordprocessingInk" xmlns:wps="http://schemas.microsoft.com/office/word/2010/wordprocessingShape" xmlns:o="urn:schemas-microsoft-com:office:office" xmlns:v="urn:schemas-microsoft-com:vml" xmlns:w10="urn:schemas-microsoft-com:office:word" xmlns:w="http://schemas.openxmlformats.org/wordprocessingml/2006/main" xmlns:w14="http://schemas.microsoft.com/office/word/2010/wordml" xmlns:w15="http://schemas.microsoft.com/office/word/2012/wordml" xmlns:w16cex="http://schemas.microsoft.com/office/word/2018/wordml/cex" xmlns:w16cid="http://schemas.microsoft.com/office/word/2016/wordml/cid" xmlns:w16="http://schemas.microsoft.com/office/word/2018/wordml" xmlns:w16sdtdh="http://schemas.microsoft.com/office/word/2020/wordml/sdtdatahash" xmlns:w16sdtfl="http://schemas.microsoft.com/office/word/2024/wordml/sdtformatlock" xmlns:w16se="http://schemas.microsoft.com/office/word/2015/wordml/symex" xmlns:w16du="http://schemas.microsoft.com/office/word/2023/wordml/word16du" xmlns:wne="http://schemas.microsoft.com/office/word/2006/wordml" mc:Ignorable="w14 w15 w16se w16cid w16 w16cex w16sdtdh w16sdtfl w16du wp14">
+<w15:people xmlns:wpc="http://schemas.microsoft.com/office/word/2010/wordprocessingCanvas" xmlns:cx="http://schemas.microsoft.com/office/drawing/2014/chartex" xmlns:cx1="http://schemas.microsoft.com/office/drawing/2015/9/8/chartex" xmlns:cx2="http://schemas.microsoft.com/office/drawing/2015/10/21/chartex" xmlns:cx3="http://schemas.microsoft.com/office/drawing/2016/5/9/chartex" xmlns:cx4="http://schemas.microsoft.com/office/drawing/2016/5/10/chartex" xmlns:cx5="http://schemas.microsoft.com/office/drawing/2016/5/11/chartex" xmlns:cx6="http://schemas.microsoft.com/office/drawing/2016/5/12/chartex" xmlns:cx7="http://schemas.microsoft.com/office/drawing/2016/5/13/chartex" xmlns:cx8="http://schemas.microsoft.com/office/drawing/2016/5/14/chartex" xmlns:mc="http://schemas.openxmlformats.org/markup-compatibility/2006" xmlns:aink="http://schemas.microsoft.com/office/drawing/2016/ink" xmlns:am3d="http://schemas.microsoft.com/office/drawing/2017/model3d" xmlns:o="urn:schemas-microsoft-com:office:office" xmlns:r="http://schemas.openxmlformats.org/officeDocument/2006/relationships" xmlns:m="http://schemas.openxmlformats.org/officeDocument/2006/math" xmlns:v="urn:schemas-microsoft-com:vml" xmlns:wp14="http://schemas.microsoft.com/office/word/2010/wordprocessingDrawing" xmlns:wp="http://schemas.openxmlformats.org/drawingml/2006/wordprocessingDrawing" xmlns:w10="urn:schemas-microsoft-com:office:word" xmlns:w="http://schemas.openxmlformats.org/wordprocessingml/2006/main" xmlns:w14="http://schemas.microsoft.com/office/word/2010/wordml" xmlns:w15="http://schemas.microsoft.com/office/word/2012/wordml" xmlns:w16cex="http://schemas.microsoft.com/office/word/2018/wordml/cex" xmlns:w16cid="http://schemas.microsoft.com/office/word/2016/wordml/cid" xmlns:w16="http://schemas.microsoft.com/office/word/2018/wordml" xmlns:w16sdtdh="http://schemas.microsoft.com/office/word/2020/wordml/sdtdatahash" xmlns:w16se="http://schemas.microsoft.com/office/word/2015/wordml/symex" xmlns:wpg="http://schemas.microsoft.com/office/word/2010/wordprocessingGroup" xmlns:wpi="http://schemas.microsoft.com/office/word/2010/wordprocessingInk" xmlns:wne="http://schemas.microsoft.com/office/word/2006/wordml" xmlns:wps="http://schemas.microsoft.com/office/word/2010/wordprocessingShape" mc:Ignorable="w14 w15 w16se w16cid w16 w16cex w16sdtdh wp14">
   <w15:person w15:author="Nicolás Cruz Ríos">
     <w15:presenceInfo w15:providerId="AD" w15:userId="S::ncruz@sena.edu.co::00b96340-7aeb-4b8f-afda-2e60cef567bf"/>
   </w15:person>
@@ -46749,7 +46745,7 @@
 </file>
 
 <file path=word/styles.xml><?xml version="1.0" encoding="utf-8"?>
-<w:styles xmlns:mc="http://schemas.openxmlformats.org/markup-compatibility/2006" xmlns:r="http://schemas.openxmlformats.org/officeDocument/2006/relationships" xmlns:w="http://schemas.openxmlformats.org/wordprocessingml/2006/main" xmlns:w14="http://schemas.microsoft.com/office/word/2010/wordml" xmlns:w15="http://schemas.microsoft.com/office/word/2012/wordml" xmlns:w16cex="http://schemas.microsoft.com/office/word/2018/wordml/cex" xmlns:w16cid="http://schemas.microsoft.com/office/word/2016/wordml/cid" xmlns:w16="http://schemas.microsoft.com/office/word/2018/wordml" xmlns:w16sdtdh="http://schemas.microsoft.com/office/word/2020/wordml/sdtdatahash" xmlns:w16sdtfl="http://schemas.microsoft.com/office/word/2024/wordml/sdtformatlock" xmlns:w16se="http://schemas.microsoft.com/office/word/2015/wordml/symex" xmlns:w16du="http://schemas.microsoft.com/office/word/2023/wordml/word16du" mc:Ignorable="w14 w15 w16se w16cid w16 w16cex w16sdtdh w16sdtfl w16du">
+<w:styles xmlns:mc="http://schemas.openxmlformats.org/markup-compatibility/2006" xmlns:r="http://schemas.openxmlformats.org/officeDocument/2006/relationships" xmlns:w="http://schemas.openxmlformats.org/wordprocessingml/2006/main" xmlns:w14="http://schemas.microsoft.com/office/word/2010/wordml" xmlns:w15="http://schemas.microsoft.com/office/word/2012/wordml" xmlns:w16cex="http://schemas.microsoft.com/office/word/2018/wordml/cex" xmlns:w16cid="http://schemas.microsoft.com/office/word/2016/wordml/cid" xmlns:w16="http://schemas.microsoft.com/office/word/2018/wordml" xmlns:w16sdtdh="http://schemas.microsoft.com/office/word/2020/wordml/sdtdatahash" xmlns:w16se="http://schemas.microsoft.com/office/word/2015/wordml/symex" mc:Ignorable="w14 w15 w16se w16cid w16 w16cex w16sdtdh">
   <w:docDefaults>
     <w:rPrDefault>
       <w:rPr>
@@ -49041,7 +49037,7 @@
       </w:tcPr>
     </w:tblStylePr>
   </w:style>
-  <w:style w:type="character" w:styleId="Fuerte">
+  <w:style w:type="character" w:styleId="Textoennegrita">
     <w:name w:val="Strong"/>
     <w:basedOn w:val="Fuentedeprrafopredeter"/>
     <w:uiPriority w:val="22"/>
@@ -50573,8 +50569,8 @@
 </file>
 
 <file path=customXml/item4.xml><?xml version="1.0" encoding="utf-8"?>
-<ct:contentTypeSchema xmlns:ct="http://schemas.microsoft.com/office/2006/metadata/contentType" xmlns:ma="http://schemas.microsoft.com/office/2006/metadata/properties/metaAttributes" ct:_="" ma:_="" ma:contentTypeName="Documento" ma:contentTypeID="0x01010005252A1EF3BD024F856B47B579AB5244" ma:contentTypeVersion="11" ma:contentTypeDescription="Crear nuevo documento." ma:contentTypeScope="" ma:versionID="92b81066167b779aaeee7a3d91bad2fd">
-  <xsd:schema xmlns:xsd="http://www.w3.org/2001/XMLSchema" xmlns:xs="http://www.w3.org/2001/XMLSchema" xmlns:p="http://schemas.microsoft.com/office/2006/metadata/properties" xmlns:ns2="42760c81-fd8e-4d59-8953-7cdb9f38b14f" xmlns:ns3="67a0edcd-0de5-43ed-8c27-e32f38a00c91" targetNamespace="http://schemas.microsoft.com/office/2006/metadata/properties" ma:root="true" ma:fieldsID="83cd6766d967e870b9368cac1ade74e6" ns2:_="" ns3:_="">
+<ct:contentTypeSchema xmlns:ct="http://schemas.microsoft.com/office/2006/metadata/contentType" xmlns:ma="http://schemas.microsoft.com/office/2006/metadata/properties/metaAttributes" ct:_="" ma:_="" ma:contentTypeName="Documento" ma:contentTypeID="0x01010005252A1EF3BD024F856B47B579AB5244" ma:contentTypeVersion="12" ma:contentTypeDescription="Crear nuevo documento." ma:contentTypeScope="" ma:versionID="32d0e18b85ac20c34eab62df21c0cf58">
+  <xsd:schema xmlns:xsd="http://www.w3.org/2001/XMLSchema" xmlns:xs="http://www.w3.org/2001/XMLSchema" xmlns:p="http://schemas.microsoft.com/office/2006/metadata/properties" xmlns:ns2="42760c81-fd8e-4d59-8953-7cdb9f38b14f" xmlns:ns3="67a0edcd-0de5-43ed-8c27-e32f38a00c91" targetNamespace="http://schemas.microsoft.com/office/2006/metadata/properties" ma:root="true" ma:fieldsID="cc2c149e99f10870fd5bc3964e5386d3" ns2:_="" ns3:_="">
     <xsd:import namespace="42760c81-fd8e-4d59-8953-7cdb9f38b14f"/>
     <xsd:import namespace="67a0edcd-0de5-43ed-8c27-e32f38a00c91"/>
     <xsd:element name="properties">
@@ -50593,6 +50589,7 @@
                 <xsd:element ref="ns2:lcf76f155ced4ddcb4097134ff3c332f" minOccurs="0"/>
                 <xsd:element ref="ns3:TaxCatchAll" minOccurs="0"/>
                 <xsd:element ref="ns2:MediaServiceOCR" minOccurs="0"/>
+                <xsd:element ref="ns2:MediaServiceLocation" minOccurs="0"/>
               </xsd:all>
             </xsd:complexType>
           </xsd:element>
@@ -50650,6 +50647,11 @@
         <xsd:restriction base="dms:Note">
           <xsd:maxLength value="255"/>
         </xsd:restriction>
+      </xsd:simpleType>
+    </xsd:element>
+    <xsd:element name="MediaServiceLocation" ma:index="19" nillable="true" ma:displayName="Location" ma:description="" ma:indexed="true" ma:internalName="MediaServiceLocation" ma:readOnly="true">
+      <xsd:simpleType>
+        <xsd:restriction base="dms:Text"/>
       </xsd:simpleType>
     </xsd:element>
   </xsd:schema>
@@ -50800,7 +50802,7 @@
 </file>
 
 <file path=customXml/itemProps4.xml><?xml version="1.0" encoding="utf-8"?>
-<ds:datastoreItem xmlns:ds="http://schemas.openxmlformats.org/officeDocument/2006/customXml" ds:itemID="{B55B97C0-6FC2-4FC2-AE06-13533F9DEF62}">
+<ds:datastoreItem xmlns:ds="http://schemas.openxmlformats.org/officeDocument/2006/customXml" ds:itemID="{FD886B8F-21DD-4AA4-926F-749874364D89}">
   <ds:schemaRefs>
     <ds:schemaRef ds:uri="http://schemas.microsoft.com/office/2006/metadata/contentType"/>
     <ds:schemaRef ds:uri="http://schemas.microsoft.com/office/2006/metadata/properties/metaAttributes"/>
